--- a/doc/詞/宋朝/陸游/陸游-卜運算元·詠梅.docx
+++ b/doc/詞/宋朝/陸游/陸游-卜運算元·詠梅.docx
@@ -1,6 +1,6 @@
 
 <file path=word/document.xml><?xml version="1.0" encoding="utf-8"?>
-<w:document xmlns:wpc="http://schemas.microsoft.com/office/word/2010/wordprocessingCanvas" xmlns:cx="http://schemas.microsoft.com/office/drawing/2014/chartex" xmlns:cx1="http://schemas.microsoft.com/office/drawing/2015/9/8/chartex" xmlns:cx2="http://schemas.microsoft.com/office/drawing/2015/10/21/chartex" xmlns:cx3="http://schemas.microsoft.com/office/drawing/2016/5/9/chartex" xmlns:cx4="http://schemas.microsoft.com/office/drawing/2016/5/10/chartex" xmlns:cx5="http://schemas.microsoft.com/office/drawing/2016/5/11/chartex" xmlns:cx6="http://schemas.microsoft.com/office/drawing/2016/5/12/chartex" xmlns:cx7="http://schemas.microsoft.com/office/drawing/2016/5/13/chartex" xmlns:cx8="http://schemas.microsoft.com/office/drawing/2016/5/14/chartex" xmlns:mc="http://schemas.openxmlformats.org/markup-compatibility/2006" xmlns:aink="http://schemas.microsoft.com/office/drawing/2016/ink" xmlns:am3d="http://schemas.microsoft.com/office/drawing/2017/model3d" xmlns:o="urn:schemas-microsoft-com:office:office" xmlns:oel="http://schemas.microsoft.com/office/2019/extlst" xmlns:r="http://schemas.openxmlformats.org/officeDocument/2006/relationships" xmlns:m="http://schemas.openxmlformats.org/officeDocument/2006/math" xmlns:v="urn:schemas-microsoft-com:vml" xmlns:wp14="http://schemas.microsoft.com/office/word/2010/wordprocessingDrawing" xmlns:wp="http://schemas.openxmlformats.org/drawingml/2006/wordprocessingDrawing" xmlns:w10="urn:schemas-microsoft-com:office:word" xmlns:w="http://schemas.openxmlformats.org/wordprocessingml/2006/main" xmlns:w14="http://schemas.microsoft.com/office/word/2010/wordml" xmlns:w15="http://schemas.microsoft.com/office/word/2012/wordml" xmlns:w16cex="http://schemas.microsoft.com/office/word/2018/wordml/cex" xmlns:w16cid="http://schemas.microsoft.com/office/word/2016/wordml/cid" xmlns:w16="http://schemas.microsoft.com/office/word/2018/wordml" xmlns:w16du="http://schemas.microsoft.com/office/word/2023/wordml/word16du" xmlns:w16sdtdh="http://schemas.microsoft.com/office/word/2020/wordml/sdtdatahash" xmlns:w16se="http://schemas.microsoft.com/office/word/2015/wordml/symex" xmlns:wpg="http://schemas.microsoft.com/office/word/2010/wordprocessingGroup" xmlns:wpi="http://schemas.microsoft.com/office/word/2010/wordprocessingInk" xmlns:wne="http://schemas.microsoft.com/office/word/2006/wordml" xmlns:wps="http://schemas.microsoft.com/office/word/2010/wordprocessingShape" mc:Ignorable="w14 w15 w16se w16cid w16 w16cex w16sdtdh wp14">
+<w:document xmlns:wpc="http://schemas.microsoft.com/office/word/2010/wordprocessingCanvas" xmlns:cx="http://schemas.microsoft.com/office/drawing/2014/chartex" xmlns:cx1="http://schemas.microsoft.com/office/drawing/2015/9/8/chartex" xmlns:cx2="http://schemas.microsoft.com/office/drawing/2015/10/21/chartex" xmlns:cx3="http://schemas.microsoft.com/office/drawing/2016/5/9/chartex" xmlns:cx4="http://schemas.microsoft.com/office/drawing/2016/5/10/chartex" xmlns:cx5="http://schemas.microsoft.com/office/drawing/2016/5/11/chartex" xmlns:cx6="http://schemas.microsoft.com/office/drawing/2016/5/12/chartex" xmlns:cx7="http://schemas.microsoft.com/office/drawing/2016/5/13/chartex" xmlns:cx8="http://schemas.microsoft.com/office/drawing/2016/5/14/chartex" xmlns:mc="http://schemas.openxmlformats.org/markup-compatibility/2006" xmlns:aink="http://schemas.microsoft.com/office/drawing/2016/ink" xmlns:am3d="http://schemas.microsoft.com/office/drawing/2017/model3d" xmlns:o="urn:schemas-microsoft-com:office:office" xmlns:oel="http://schemas.microsoft.com/office/2019/extlst" xmlns:r="http://schemas.openxmlformats.org/officeDocument/2006/relationships" xmlns:m="http://schemas.openxmlformats.org/officeDocument/2006/math" xmlns:v="urn:schemas-microsoft-com:vml" xmlns:wp14="http://schemas.microsoft.com/office/word/2010/wordprocessingDrawing" xmlns:wp="http://schemas.openxmlformats.org/drawingml/2006/wordprocessingDrawing" xmlns:w10="urn:schemas-microsoft-com:office:word" xmlns:w="http://schemas.openxmlformats.org/wordprocessingml/2006/main" xmlns:w14="http://schemas.microsoft.com/office/word/2010/wordml" xmlns:w15="http://schemas.microsoft.com/office/word/2012/wordml" xmlns:w16cex="http://schemas.microsoft.com/office/word/2018/wordml/cex" xmlns:w16cid="http://schemas.microsoft.com/office/word/2016/wordml/cid" xmlns:w16="http://schemas.microsoft.com/office/word/2018/wordml" xmlns:w16du="http://schemas.microsoft.com/office/word/2023/wordml/word16du" xmlns:w16sdtdh="http://schemas.microsoft.com/office/word/2020/wordml/sdtdatahash" xmlns:w16sdtfl="http://schemas.microsoft.com/office/word/2024/wordml/sdtformatlock" xmlns:w16se="http://schemas.microsoft.com/office/word/2015/wordml/symex" xmlns:wpg="http://schemas.microsoft.com/office/word/2010/wordprocessingGroup" xmlns:wpi="http://schemas.microsoft.com/office/word/2010/wordprocessingInk" xmlns:wne="http://schemas.microsoft.com/office/word/2006/wordml" xmlns:wps="http://schemas.microsoft.com/office/word/2010/wordprocessingShape" mc:Ignorable="w14 w15 w16se w16cid w16 w16cex w16sdtdh w16sdtfl w16du wp14">
   <w:body>
     <w:p>
       <w:pPr>
@@ -70,7 +70,7 @@
           <w:sz w:val="52"/>
           <w:szCs w:val="52"/>
         </w:rPr>
-        <w:t xml:space="preserve">   </w:t>
+        <w:t xml:space="preserve">  </w:t>
       </w:r>
       <w:r>
         <w:rPr>
@@ -105,7 +105,6 @@
           <w:szCs w:val="36"/>
         </w:rPr>
       </w:pPr>
-      <w:proofErr w:type="gramStart"/>
       <w:r>
         <w:rPr>
           <w:rFonts w:hint="eastAsia"/>
@@ -113,19 +112,19 @@
           <w:sz w:val="36"/>
           <w:szCs w:val="36"/>
         </w:rPr>
-        <w:t>驛外斷</w:t>
-      </w:r>
-      <w:proofErr w:type="gramEnd"/>
-      <w:r>
-        <w:rPr>
-          <w:rFonts w:hint="eastAsia"/>
+        <w:t>驛外斷橋邊，寂寞開無主。已是黃昏獨自愁，更著風和雨。</w:t>
+      </w:r>
+    </w:p>
+    <w:p>
+      <w:pPr>
+        <w:spacing w:after="0" w:line="480" w:lineRule="exact"/>
+        <w:ind w:left="0" w:right="0" w:firstLine="0"/>
+        <w:rPr>
           <w:color w:val="0F0F0F"/>
           <w:sz w:val="36"/>
           <w:szCs w:val="36"/>
         </w:rPr>
-        <w:t>橋邊，</w:t>
-      </w:r>
-      <w:proofErr w:type="gramStart"/>
+      </w:pPr>
       <w:r>
         <w:rPr>
           <w:rFonts w:hint="eastAsia"/>
@@ -133,77 +132,7 @@
           <w:sz w:val="36"/>
           <w:szCs w:val="36"/>
         </w:rPr>
-        <w:t>寂寞開無主</w:t>
-      </w:r>
-      <w:proofErr w:type="gramEnd"/>
-      <w:r>
-        <w:rPr>
-          <w:rFonts w:hint="eastAsia"/>
-          <w:color w:val="0F0F0F"/>
-          <w:sz w:val="36"/>
-          <w:szCs w:val="36"/>
-        </w:rPr>
-        <w:t>。已是黃昏獨自愁，更著風和雨。</w:t>
-      </w:r>
-    </w:p>
-    <w:p>
-      <w:pPr>
-        <w:spacing w:after="0" w:line="480" w:lineRule="exact"/>
-        <w:ind w:left="0" w:right="0" w:firstLine="0"/>
-        <w:rPr>
-          <w:color w:val="0F0F0F"/>
-          <w:sz w:val="36"/>
-          <w:szCs w:val="36"/>
-        </w:rPr>
-      </w:pPr>
-      <w:r>
-        <w:rPr>
-          <w:rFonts w:hint="eastAsia"/>
-          <w:color w:val="0F0F0F"/>
-          <w:sz w:val="36"/>
-          <w:szCs w:val="36"/>
-        </w:rPr>
-        <w:t>無意</w:t>
-      </w:r>
-      <w:proofErr w:type="gramStart"/>
-      <w:r>
-        <w:rPr>
-          <w:rFonts w:hint="eastAsia"/>
-          <w:color w:val="0F0F0F"/>
-          <w:sz w:val="36"/>
-          <w:szCs w:val="36"/>
-        </w:rPr>
-        <w:t>苦爭春</w:t>
-      </w:r>
-      <w:proofErr w:type="gramEnd"/>
-      <w:r>
-        <w:rPr>
-          <w:rFonts w:hint="eastAsia"/>
-          <w:color w:val="0F0F0F"/>
-          <w:sz w:val="36"/>
-          <w:szCs w:val="36"/>
-        </w:rPr>
-        <w:t>，一任群芳妒。零落成泥</w:t>
-      </w:r>
-      <w:proofErr w:type="gramStart"/>
-      <w:r>
-        <w:rPr>
-          <w:rFonts w:hint="eastAsia"/>
-          <w:color w:val="0F0F0F"/>
-          <w:sz w:val="36"/>
-          <w:szCs w:val="36"/>
-        </w:rPr>
-        <w:t>碾作塵</w:t>
-      </w:r>
-      <w:proofErr w:type="gramEnd"/>
-      <w:r>
-        <w:rPr>
-          <w:rFonts w:hint="eastAsia"/>
-          <w:color w:val="0F0F0F"/>
-          <w:sz w:val="36"/>
-          <w:szCs w:val="36"/>
-        </w:rPr>
-        <w:t>，只有香如故。</w:t>
+        <w:t>無意苦爭春，一任群芳妒。零落成泥碾作塵，只有香如故。</w:t>
       </w:r>
     </w:p>
     <w:p>
@@ -222,7 +151,7 @@
     </w:p>
     <w:p>
       <w:pPr>
-        <w:spacing w:after="0" w:line="400" w:lineRule="exact"/>
+        <w:spacing w:after="0" w:line="440" w:lineRule="exact"/>
         <w:ind w:left="0" w:right="0" w:firstLine="0"/>
         <w:rPr>
           <w:szCs w:val="28"/>
@@ -233,12 +162,12 @@
           <w:rFonts w:hint="eastAsia"/>
           <w:szCs w:val="28"/>
         </w:rPr>
-        <w:t>驛站之外的斷橋邊，梅花孤單寂寞地綻開了花，無人過問。暮色降臨，梅花無依無靠，已經夠愁苦了，卻又遭到了風雨的摧殘。</w:t>
+        <w:t>在荒涼的驛站外面、孤單的斷橋旁邊，梅花寂寞地綻放著，沒有人來主宰、欣賞。這已經是黃昏時刻，它獨自承受著憂愁，偏偏又加上風吹雨打。</w:t>
       </w:r>
     </w:p>
     <w:p>
       <w:pPr>
-        <w:spacing w:after="0" w:line="400" w:lineRule="exact"/>
+        <w:spacing w:beforeLines="50" w:before="120" w:after="0" w:line="440" w:lineRule="exact"/>
         <w:ind w:left="0" w:right="0" w:firstLine="0"/>
         <w:rPr>
           <w:szCs w:val="28"/>
@@ -249,51 +178,12 @@
           <w:rFonts w:hint="eastAsia"/>
           <w:szCs w:val="28"/>
         </w:rPr>
-        <w:t>梅花並不想費盡心思去爭</w:t>
-      </w:r>
-      <w:proofErr w:type="gramStart"/>
-      <w:r>
-        <w:rPr>
-          <w:rFonts w:hint="eastAsia"/>
-          <w:szCs w:val="28"/>
-        </w:rPr>
-        <w:t>艷</w:t>
-      </w:r>
-      <w:r>
-        <w:rPr>
-          <w:rFonts w:hint="eastAsia"/>
-          <w:szCs w:val="28"/>
-        </w:rPr>
-        <w:t>鬥寵</w:t>
-      </w:r>
-      <w:proofErr w:type="gramEnd"/>
-      <w:r>
-        <w:rPr>
-          <w:rFonts w:hint="eastAsia"/>
-          <w:szCs w:val="28"/>
-        </w:rPr>
-        <w:t>，對百花的妒忌與排斥毫不在乎。即使凋零了，</w:t>
-      </w:r>
-      <w:proofErr w:type="gramStart"/>
-      <w:r>
-        <w:rPr>
-          <w:rFonts w:hint="eastAsia"/>
-          <w:szCs w:val="28"/>
-        </w:rPr>
-        <w:t>被碾作泥土</w:t>
-      </w:r>
-      <w:proofErr w:type="gramEnd"/>
-      <w:r>
-        <w:rPr>
-          <w:rFonts w:hint="eastAsia"/>
-          <w:szCs w:val="28"/>
-        </w:rPr>
-        <w:t>，又化作塵土了，梅花依然和往常一樣散發出縷縷清香。</w:t>
+        <w:t>它本來就無心去和百花爭奪春色，任憑群花去嫉妒好了。哪怕最終落入泥土中，被碾壓成塵埃，它那高潔的暗香依然和過去一樣芬芳不變。</w:t>
       </w:r>
     </w:p>
     <w:p>
       <w:pPr>
-        <w:spacing w:beforeLines="100" w:before="240" w:after="0" w:line="440" w:lineRule="exact"/>
+        <w:spacing w:beforeLines="50" w:before="120" w:after="0" w:line="440" w:lineRule="exact"/>
         <w:ind w:left="0" w:right="0" w:firstLine="0"/>
         <w:rPr>
           <w:sz w:val="32"/>
@@ -316,8 +206,8 @@
           <w:ilvl w:val="0"/>
           <w:numId w:val="18"/>
         </w:numPr>
-        <w:spacing w:after="0" w:line="380" w:lineRule="exact"/>
-        <w:ind w:leftChars="0" w:left="482" w:right="0"/>
+        <w:spacing w:after="0" w:line="440" w:lineRule="exact"/>
+        <w:ind w:leftChars="0" w:left="482" w:right="0" w:hanging="482"/>
         <w:rPr>
           <w:color w:val="0F0F0F"/>
           <w:szCs w:val="28"/>
@@ -338,14 +228,14 @@
           <w:ilvl w:val="0"/>
           <w:numId w:val="18"/>
         </w:numPr>
-        <w:spacing w:after="0" w:line="400" w:lineRule="exact"/>
-        <w:ind w:leftChars="0" w:left="482" w:right="0"/>
+        <w:spacing w:after="0" w:line="420" w:lineRule="exact"/>
+        <w:ind w:leftChars="0" w:left="284" w:right="0" w:hanging="282"/>
+        <w:jc w:val="both"/>
         <w:rPr>
           <w:color w:val="0F0F0F"/>
           <w:szCs w:val="28"/>
         </w:rPr>
       </w:pPr>
-      <w:proofErr w:type="gramStart"/>
       <w:r>
         <w:rPr>
           <w:rFonts w:hint="eastAsia"/>
@@ -354,13 +244,12 @@
         </w:rPr>
         <w:t>卜</w:t>
       </w:r>
-      <w:proofErr w:type="gramEnd"/>
       <w:r>
         <w:rPr>
           <w:color w:val="0F0F0F"/>
           <w:szCs w:val="28"/>
         </w:rPr>
-        <w:t>運算元·詠梅：詞牌名。</w:t>
+        <w:t>運算元：詞牌名。</w:t>
       </w:r>
     </w:p>
     <w:p>
@@ -370,15 +259,16 @@
           <w:ilvl w:val="0"/>
           <w:numId w:val="18"/>
         </w:numPr>
-        <w:spacing w:after="0" w:line="400" w:lineRule="exact"/>
-        <w:ind w:leftChars="0" w:left="482" w:right="0"/>
-        <w:rPr>
+        <w:spacing w:after="0" w:line="420" w:lineRule="exact"/>
+        <w:ind w:leftChars="0" w:left="284" w:right="0" w:hanging="282"/>
+        <w:jc w:val="both"/>
+        <w:rPr>
+          <w:rFonts w:hint="eastAsia"/>
           <w:color w:val="0F0F0F"/>
           <w:spacing w:val="-14"/>
           <w:szCs w:val="28"/>
         </w:rPr>
       </w:pPr>
-      <w:proofErr w:type="gramStart"/>
       <w:r>
         <w:rPr>
           <w:rFonts w:hint="eastAsia"/>
@@ -388,79 +278,21 @@
         </w:rPr>
         <w:t>驛</w:t>
       </w:r>
-      <w:proofErr w:type="gramEnd"/>
       <w:r>
         <w:rPr>
           <w:color w:val="0F0F0F"/>
           <w:spacing w:val="-14"/>
           <w:szCs w:val="28"/>
         </w:rPr>
-        <w:t>外：指荒僻、冷清之地。</w:t>
-      </w:r>
-      <w:proofErr w:type="gramStart"/>
+        <w:t>外：</w:t>
+      </w:r>
       <w:r>
         <w:rPr>
           <w:color w:val="0F0F0F"/>
           <w:spacing w:val="-14"/>
           <w:szCs w:val="28"/>
         </w:rPr>
-        <w:t>驛</w:t>
-      </w:r>
-      <w:proofErr w:type="gramEnd"/>
-      <w:r>
-        <w:rPr>
-          <w:color w:val="0F0F0F"/>
-          <w:spacing w:val="-14"/>
-          <w:szCs w:val="28"/>
-        </w:rPr>
-        <w:t>：驛站，供</w:t>
-      </w:r>
-      <w:proofErr w:type="gramStart"/>
-      <w:r>
-        <w:rPr>
-          <w:color w:val="0F0F0F"/>
-          <w:spacing w:val="-14"/>
-          <w:szCs w:val="28"/>
-        </w:rPr>
-        <w:t>驛</w:t>
-      </w:r>
-      <w:proofErr w:type="gramEnd"/>
-      <w:r>
-        <w:rPr>
-          <w:color w:val="0F0F0F"/>
-          <w:spacing w:val="-14"/>
-          <w:szCs w:val="28"/>
-        </w:rPr>
-        <w:t>馬或官吏中途休息的專用建築。</w:t>
-      </w:r>
-    </w:p>
-    <w:p>
-      <w:pPr>
-        <w:pStyle w:val="aa"/>
-        <w:spacing w:after="0" w:line="400" w:lineRule="exact"/>
-        <w:ind w:leftChars="0" w:left="482" w:right="0" w:firstLine="0"/>
-        <w:rPr>
-          <w:color w:val="0F0F0F"/>
-          <w:szCs w:val="28"/>
-        </w:rPr>
-      </w:pPr>
-      <w:proofErr w:type="gramStart"/>
-      <w:r>
-        <w:rPr>
-          <w:rFonts w:hint="eastAsia"/>
-          <w:color w:val="0F0F0F"/>
-          <w:szCs w:val="28"/>
-        </w:rPr>
-        <w:t>驛</w:t>
-      </w:r>
-      <w:proofErr w:type="gramEnd"/>
-      <w:r>
-        <w:rPr>
-          <w:rFonts w:hint="eastAsia"/>
-          <w:color w:val="0F0F0F"/>
-          <w:szCs w:val="28"/>
-        </w:rPr>
-        <w:t>馬：在驛站間傳遞文書的馬匹。</w:t>
+        <w:t>驛站外面。古代供傳遞公文的差役或官員換馬、休息的地方。位於荒涼偏僻的交通要道旁，遠離繁華熱鬧的都城，象徵詩人遭貶謫、被排擠到邊遠之地的孤寂處境。</w:t>
       </w:r>
     </w:p>
     <w:p>
@@ -470,9 +302,11 @@
           <w:ilvl w:val="0"/>
           <w:numId w:val="18"/>
         </w:numPr>
-        <w:spacing w:after="0" w:line="400" w:lineRule="exact"/>
-        <w:ind w:leftChars="0" w:left="482" w:right="0"/>
-        <w:rPr>
+        <w:spacing w:after="0" w:line="420" w:lineRule="exact"/>
+        <w:ind w:leftChars="0" w:left="284" w:right="0" w:hanging="282"/>
+        <w:jc w:val="both"/>
+        <w:rPr>
+          <w:rFonts w:hint="eastAsia"/>
           <w:color w:val="0F0F0F"/>
           <w:szCs w:val="28"/>
         </w:rPr>
@@ -483,171 +317,14 @@
           <w:color w:val="0F0F0F"/>
           <w:szCs w:val="28"/>
         </w:rPr>
-        <w:t>斷橋：殘破的橋。一說“斷”通“</w:t>
-      </w:r>
-      <w:proofErr w:type="gramStart"/>
-      <w:r>
-        <w:rPr>
-          <w:rFonts w:hint="eastAsia"/>
+        <w:t>斷橋：</w:t>
+      </w:r>
+      <w:r>
+        <w:rPr>
           <w:color w:val="0F0F0F"/>
           <w:szCs w:val="28"/>
         </w:rPr>
-        <w:t>籪</w:t>
-      </w:r>
-      <w:proofErr w:type="gramEnd"/>
-      <w:r>
-        <w:rPr>
-          <w:rFonts w:hint="eastAsia"/>
-          <w:color w:val="0F0F0F"/>
-          <w:szCs w:val="28"/>
-        </w:rPr>
-        <w:t>(</w:t>
-      </w:r>
-      <w:proofErr w:type="gramStart"/>
-      <w:r>
-        <w:rPr>
-          <w:rFonts w:hint="eastAsia"/>
-          <w:color w:val="FF0000"/>
-          <w:sz w:val="16"/>
-          <w:szCs w:val="16"/>
-        </w:rPr>
-        <w:t>ㄉㄨㄢˋ</w:t>
-      </w:r>
-      <w:proofErr w:type="gramEnd"/>
-      <w:r>
-        <w:rPr>
-          <w:rFonts w:hint="eastAsia"/>
-          <w:color w:val="0F0F0F"/>
-          <w:szCs w:val="28"/>
-        </w:rPr>
-        <w:t>)</w:t>
-      </w:r>
-      <w:r>
-        <w:rPr>
-          <w:rFonts w:hint="eastAsia"/>
-          <w:color w:val="0F0F0F"/>
-          <w:szCs w:val="28"/>
-        </w:rPr>
-        <w:t>”，</w:t>
-      </w:r>
-      <w:proofErr w:type="gramStart"/>
-      <w:r>
-        <w:rPr>
-          <w:rFonts w:hint="eastAsia"/>
-          <w:color w:val="0F0F0F"/>
-          <w:szCs w:val="28"/>
-        </w:rPr>
-        <w:t>籪</w:t>
-      </w:r>
-      <w:proofErr w:type="gramEnd"/>
-      <w:r>
-        <w:rPr>
-          <w:rFonts w:hint="eastAsia"/>
-          <w:color w:val="0F0F0F"/>
-          <w:szCs w:val="28"/>
-        </w:rPr>
-        <w:t>橋乃是古時在為攔河捕魚</w:t>
-      </w:r>
-      <w:proofErr w:type="gramStart"/>
-      <w:r>
-        <w:rPr>
-          <w:rFonts w:hint="eastAsia"/>
-          <w:color w:val="0F0F0F"/>
-          <w:szCs w:val="28"/>
-        </w:rPr>
-        <w:t>蟹而設籪</w:t>
-      </w:r>
-      <w:proofErr w:type="gramEnd"/>
-      <w:r>
-        <w:rPr>
-          <w:rFonts w:hint="eastAsia"/>
-          <w:color w:val="0F0F0F"/>
-          <w:szCs w:val="28"/>
-        </w:rPr>
-        <w:t>之處所建之橋。</w:t>
-      </w:r>
-    </w:p>
-    <w:p>
-      <w:pPr>
-        <w:pStyle w:val="aa"/>
-        <w:spacing w:after="0" w:line="400" w:lineRule="exact"/>
-        <w:ind w:leftChars="0" w:left="482" w:right="0" w:firstLine="0"/>
-        <w:rPr>
-          <w:color w:val="0F0F0F"/>
-          <w:szCs w:val="28"/>
-        </w:rPr>
-      </w:pPr>
-      <w:proofErr w:type="gramStart"/>
-      <w:r>
-        <w:rPr>
-          <w:rFonts w:hint="eastAsia"/>
-          <w:color w:val="0F0F0F"/>
-          <w:szCs w:val="28"/>
-        </w:rPr>
-        <w:t>籪</w:t>
-      </w:r>
-      <w:proofErr w:type="gramEnd"/>
-      <w:r>
-        <w:rPr>
-          <w:rFonts w:hint="eastAsia"/>
-          <w:color w:val="0F0F0F"/>
-          <w:szCs w:val="28"/>
-        </w:rPr>
-        <w:t>：</w:t>
-      </w:r>
-      <w:proofErr w:type="gramStart"/>
-      <w:r>
-        <w:rPr>
-          <w:rFonts w:hint="eastAsia"/>
-          <w:color w:val="0F0F0F"/>
-          <w:szCs w:val="28"/>
-        </w:rPr>
-        <w:t>插置在</w:t>
-      </w:r>
-      <w:proofErr w:type="gramEnd"/>
-      <w:r>
-        <w:rPr>
-          <w:rFonts w:hint="eastAsia"/>
-          <w:color w:val="0F0F0F"/>
-          <w:szCs w:val="28"/>
-        </w:rPr>
-        <w:t>水中，便於捕捉魚、蝦、螃蟹等的竹</w:t>
-      </w:r>
-      <w:proofErr w:type="gramStart"/>
-      <w:r>
-        <w:rPr>
-          <w:rFonts w:hint="eastAsia"/>
-          <w:color w:val="0F0F0F"/>
-          <w:szCs w:val="28"/>
-        </w:rPr>
-        <w:t>柵</w:t>
-      </w:r>
-      <w:proofErr w:type="gramEnd"/>
-      <w:r>
-        <w:rPr>
-          <w:rFonts w:hint="eastAsia"/>
-          <w:color w:val="0F0F0F"/>
-          <w:szCs w:val="28"/>
-        </w:rPr>
-        <w:t>。如：「魚</w:t>
-      </w:r>
-      <w:proofErr w:type="gramStart"/>
-      <w:r>
-        <w:rPr>
-          <w:rFonts w:hint="eastAsia"/>
-          <w:color w:val="0F0F0F"/>
-          <w:szCs w:val="28"/>
-        </w:rPr>
-        <w:t>籪</w:t>
-      </w:r>
-      <w:proofErr w:type="gramEnd"/>
-      <w:r>
-        <w:rPr>
-          <w:rFonts w:hint="eastAsia"/>
-          <w:color w:val="0F0F0F"/>
-          <w:szCs w:val="28"/>
-        </w:rPr>
-        <w:t>」。</w:t>
+        <w:t>殘破失修、中間斷開的橋樑。營造出無人造訪、荒廢冷清的環境，進一步烘托出梅花孤立無援、飽經滄桑的悲涼氛圍。</w:t>
       </w:r>
     </w:p>
     <w:p>
@@ -657,8 +334,9 @@
           <w:ilvl w:val="0"/>
           <w:numId w:val="18"/>
         </w:numPr>
-        <w:spacing w:after="0" w:line="400" w:lineRule="exact"/>
-        <w:ind w:leftChars="0" w:left="482" w:right="0"/>
+        <w:spacing w:after="0" w:line="420" w:lineRule="exact"/>
+        <w:ind w:leftChars="0" w:left="284" w:right="0" w:hanging="282"/>
+        <w:jc w:val="both"/>
         <w:rPr>
           <w:color w:val="0F0F0F"/>
           <w:szCs w:val="28"/>
@@ -670,7 +348,30 @@
           <w:color w:val="0F0F0F"/>
           <w:szCs w:val="28"/>
         </w:rPr>
-        <w:t>寂寞：孤單冷清。</w:t>
+        <w:t>寂寞：</w:t>
+      </w:r>
+      <w:r>
+        <w:rPr>
+          <w:color w:val="0F0F0F"/>
+          <w:szCs w:val="28"/>
+        </w:rPr>
+        <w:t>清冷、孤單，沒有人陪伴。描寫梅花孤芳自賞、無人賞識的狀態，也</w:t>
+      </w:r>
+      <w:r>
+        <w:rPr>
+          <w:b/>
+          <w:bCs/>
+          <w:color w:val="0F0F0F"/>
+          <w:szCs w:val="28"/>
+        </w:rPr>
+        <w:t>映襯</w:t>
+      </w:r>
+      <w:r>
+        <w:rPr>
+          <w:color w:val="0F0F0F"/>
+          <w:szCs w:val="28"/>
+        </w:rPr>
+        <w:t>出詞人在政治上孤立無援的心境。</w:t>
       </w:r>
     </w:p>
     <w:p>
@@ -680,8 +381,9 @@
           <w:ilvl w:val="0"/>
           <w:numId w:val="18"/>
         </w:numPr>
-        <w:spacing w:after="0" w:line="400" w:lineRule="exact"/>
-        <w:ind w:leftChars="0" w:left="482" w:right="0"/>
+        <w:spacing w:after="0" w:line="420" w:lineRule="exact"/>
+        <w:ind w:leftChars="0" w:left="284" w:right="0" w:hanging="282"/>
+        <w:jc w:val="both"/>
         <w:rPr>
           <w:color w:val="0F0F0F"/>
           <w:szCs w:val="28"/>
@@ -693,7 +395,14 @@
           <w:color w:val="0F0F0F"/>
           <w:szCs w:val="28"/>
         </w:rPr>
-        <w:t>無主：自生自滅，無人照管和玩賞。</w:t>
+        <w:t>無主：</w:t>
+      </w:r>
+      <w:r>
+        <w:rPr>
+          <w:color w:val="0F0F0F"/>
+          <w:szCs w:val="28"/>
+        </w:rPr>
+        <w:t>沒有主人、沒有人來關心或欣賞。突顯梅花任由風吹雨打、自生自滅的命運，象徵懷才不遇的悲哀。</w:t>
       </w:r>
     </w:p>
     <w:p>
@@ -703,8 +412,9 @@
           <w:ilvl w:val="0"/>
           <w:numId w:val="18"/>
         </w:numPr>
-        <w:spacing w:after="0" w:line="400" w:lineRule="exact"/>
-        <w:ind w:leftChars="0" w:left="482" w:right="0"/>
+        <w:spacing w:after="0" w:line="420" w:lineRule="exact"/>
+        <w:ind w:leftChars="0" w:left="284" w:right="0" w:hanging="282"/>
+        <w:jc w:val="both"/>
         <w:rPr>
           <w:color w:val="0F0F0F"/>
           <w:szCs w:val="28"/>
@@ -718,7 +428,6 @@
         </w:rPr>
         <w:t>著（</w:t>
       </w:r>
-      <w:proofErr w:type="gramStart"/>
       <w:r>
         <w:rPr>
           <w:rFonts w:hint="eastAsia"/>
@@ -728,29 +437,19 @@
         </w:rPr>
         <w:t>ㄓㄨㄛˊ</w:t>
       </w:r>
-      <w:proofErr w:type="gramEnd"/>
       <w:r>
         <w:rPr>
           <w:color w:val="0F0F0F"/>
           <w:szCs w:val="28"/>
         </w:rPr>
-        <w:t>）：遭受，承受。</w:t>
-      </w:r>
-      <w:proofErr w:type="gramStart"/>
+        <w:t>）：</w:t>
+      </w:r>
       <w:r>
         <w:rPr>
           <w:color w:val="0F0F0F"/>
           <w:szCs w:val="28"/>
         </w:rPr>
-        <w:t>更著</w:t>
-      </w:r>
-      <w:proofErr w:type="gramEnd"/>
-      <w:r>
-        <w:rPr>
-          <w:color w:val="0F0F0F"/>
-          <w:szCs w:val="28"/>
-        </w:rPr>
-        <w:t>：又遭到。</w:t>
+        <w:t>遭受、受到、加上。具體表現出風雨無情地加諸在梅花身上，加重了環境的惡劣與處境的困頓。</w:t>
       </w:r>
     </w:p>
     <w:p>
@@ -760,8 +459,9 @@
           <w:ilvl w:val="0"/>
           <w:numId w:val="18"/>
         </w:numPr>
-        <w:spacing w:after="0" w:line="400" w:lineRule="exact"/>
-        <w:ind w:leftChars="0" w:left="482" w:right="0"/>
+        <w:spacing w:after="0" w:line="420" w:lineRule="exact"/>
+        <w:ind w:leftChars="0" w:left="284" w:right="0" w:hanging="282"/>
+        <w:jc w:val="both"/>
         <w:rPr>
           <w:color w:val="0F0F0F"/>
           <w:szCs w:val="28"/>
@@ -773,18 +473,15 @@
           <w:color w:val="0F0F0F"/>
           <w:szCs w:val="28"/>
         </w:rPr>
-        <w:t>無意：不想，沒有心思。自己不想費盡心思去爭</w:t>
-      </w:r>
-      <w:proofErr w:type="gramStart"/>
-      <w:r>
-        <w:rPr>
-          <w:rFonts w:hint="eastAsia"/>
+        <w:t>無意：</w:t>
+      </w:r>
+      <w:r>
+        <w:rPr>
           <w:color w:val="0F0F0F"/>
           <w:szCs w:val="28"/>
         </w:rPr>
-        <w:t>芳鬥豔。</w:t>
-      </w:r>
-      <w:proofErr w:type="gramEnd"/>
+        <w:t>沒有心思、不打算。表現出梅花淡泊名利、絕不與世俗同流合污的超然心態。</w:t>
+      </w:r>
     </w:p>
     <w:p>
       <w:pPr>
@@ -793,8 +490,9 @@
           <w:ilvl w:val="0"/>
           <w:numId w:val="18"/>
         </w:numPr>
-        <w:spacing w:after="0" w:line="400" w:lineRule="exact"/>
-        <w:ind w:leftChars="0" w:left="482" w:right="0"/>
+        <w:spacing w:after="0" w:line="420" w:lineRule="exact"/>
+        <w:ind w:leftChars="0" w:left="284" w:right="0" w:hanging="282"/>
+        <w:jc w:val="both"/>
         <w:rPr>
           <w:color w:val="0F0F0F"/>
           <w:szCs w:val="28"/>
@@ -806,7 +504,46 @@
           <w:color w:val="0F0F0F"/>
           <w:szCs w:val="28"/>
         </w:rPr>
-        <w:t>苦：盡力，竭力。</w:t>
+        <w:t>苦：</w:t>
+      </w:r>
+      <w:r>
+        <w:rPr>
+          <w:color w:val="0F0F0F"/>
+          <w:szCs w:val="28"/>
+        </w:rPr>
+        <w:t>費盡心思、刻意。說明百花爭奇鬥豔的</w:t>
+      </w:r>
+      <w:r>
+        <w:rPr>
+          <w:b/>
+          <w:bCs/>
+          <w:color w:val="0F0F0F"/>
+          <w:szCs w:val="28"/>
+        </w:rPr>
+        <w:t>汲汲營營</w:t>
+      </w:r>
+      <w:r>
+        <w:rPr>
+          <w:color w:val="0F0F0F"/>
+          <w:szCs w:val="28"/>
+        </w:rPr>
+        <w:t>，</w:t>
+      </w:r>
+      <w:r>
+        <w:rPr>
+          <w:b/>
+          <w:bCs/>
+          <w:color w:val="0F0F0F"/>
+          <w:szCs w:val="28"/>
+        </w:rPr>
+        <w:t>反襯</w:t>
+      </w:r>
+      <w:r>
+        <w:rPr>
+          <w:color w:val="0F0F0F"/>
+          <w:szCs w:val="28"/>
+        </w:rPr>
+        <w:t>出梅花的不爭與高潔。</w:t>
       </w:r>
     </w:p>
     <w:p>
@@ -816,30 +553,44 @@
           <w:ilvl w:val="0"/>
           <w:numId w:val="18"/>
         </w:numPr>
-        <w:spacing w:after="0" w:line="400" w:lineRule="exact"/>
-        <w:ind w:leftChars="0" w:left="482" w:right="0"/>
+        <w:spacing w:after="0" w:line="420" w:lineRule="exact"/>
+        <w:ind w:leftChars="0" w:left="284" w:right="0" w:hanging="282"/>
+        <w:jc w:val="both"/>
         <w:rPr>
           <w:color w:val="0F0F0F"/>
           <w:szCs w:val="28"/>
         </w:rPr>
       </w:pPr>
-      <w:proofErr w:type="gramStart"/>
       <w:r>
         <w:rPr>
           <w:rFonts w:hint="eastAsia"/>
           <w:color w:val="0F0F0F"/>
           <w:szCs w:val="28"/>
         </w:rPr>
-        <w:t>爭春</w:t>
-      </w:r>
-      <w:proofErr w:type="gramEnd"/>
-      <w:r>
-        <w:rPr>
-          <w:rFonts w:hint="eastAsia"/>
+        <w:t>爭春：</w:t>
+      </w:r>
+      <w:r>
+        <w:rPr>
           <w:color w:val="0F0F0F"/>
           <w:szCs w:val="28"/>
         </w:rPr>
-        <w:t>：與百花爭奇鬥豔。此指爭權。</w:t>
+        <w:t>爭奪春天的光彩與百花齊放的風頭。象徵官場上爭權奪利、</w:t>
+      </w:r>
+      <w:r>
+        <w:rPr>
+          <w:b/>
+          <w:bCs/>
+          <w:color w:val="0F0F0F"/>
+          <w:szCs w:val="28"/>
+        </w:rPr>
+        <w:t>趨炎附勢</w:t>
+      </w:r>
+      <w:r>
+        <w:rPr>
+          <w:color w:val="0F0F0F"/>
+          <w:szCs w:val="28"/>
+        </w:rPr>
+        <w:t>的醜態。</w:t>
       </w:r>
     </w:p>
     <w:p>
@@ -849,8 +600,9 @@
           <w:ilvl w:val="0"/>
           <w:numId w:val="18"/>
         </w:numPr>
-        <w:spacing w:after="0" w:line="400" w:lineRule="exact"/>
-        <w:ind w:leftChars="0" w:left="482" w:right="0"/>
+        <w:spacing w:after="0" w:line="420" w:lineRule="exact"/>
+        <w:ind w:leftChars="0" w:left="284" w:right="0" w:hanging="426"/>
+        <w:jc w:val="both"/>
         <w:rPr>
           <w:color w:val="0F0F0F"/>
           <w:szCs w:val="28"/>
@@ -862,43 +614,14 @@
           <w:color w:val="0F0F0F"/>
           <w:szCs w:val="28"/>
         </w:rPr>
-        <w:t>一任：</w:t>
-      </w:r>
-      <w:proofErr w:type="gramStart"/>
-      <w:r>
-        <w:rPr>
-          <w:rFonts w:hint="eastAsia"/>
+        <w:t>一任：全任，完全聽憑；</w:t>
+      </w:r>
+      <w:r>
+        <w:rPr>
           <w:color w:val="0F0F0F"/>
           <w:szCs w:val="28"/>
         </w:rPr>
-        <w:t>全任</w:t>
-      </w:r>
-      <w:proofErr w:type="gramEnd"/>
-      <w:r>
-        <w:rPr>
-          <w:rFonts w:hint="eastAsia"/>
-          <w:color w:val="0F0F0F"/>
-          <w:szCs w:val="28"/>
-        </w:rPr>
-        <w:t>，完全聽憑；</w:t>
-      </w:r>
-      <w:proofErr w:type="gramStart"/>
-      <w:r>
-        <w:rPr>
-          <w:rFonts w:hint="eastAsia"/>
-          <w:color w:val="0F0F0F"/>
-          <w:szCs w:val="28"/>
-        </w:rPr>
-        <w:t>一</w:t>
-      </w:r>
-      <w:proofErr w:type="gramEnd"/>
-      <w:r>
-        <w:rPr>
-          <w:rFonts w:hint="eastAsia"/>
-          <w:color w:val="0F0F0F"/>
-          <w:szCs w:val="28"/>
-        </w:rPr>
-        <w:t>：副詞，全，完全，沒有例外。任：動詞，任憑。</w:t>
+        <w:t>展現出毫不在意、隨他去吧的豁達與傲骨，表現出梅花特立獨行、不隨波逐流的態度。</w:t>
       </w:r>
     </w:p>
     <w:p>
@@ -908,8 +631,9 @@
           <w:ilvl w:val="0"/>
           <w:numId w:val="18"/>
         </w:numPr>
-        <w:spacing w:after="0" w:line="400" w:lineRule="exact"/>
-        <w:ind w:leftChars="0" w:left="482" w:right="0"/>
+        <w:spacing w:after="0" w:line="420" w:lineRule="exact"/>
+        <w:ind w:leftChars="0" w:left="284" w:right="0" w:hanging="426"/>
+        <w:jc w:val="both"/>
         <w:rPr>
           <w:color w:val="0F0F0F"/>
           <w:szCs w:val="28"/>
@@ -923,57 +647,12 @@
         </w:rPr>
         <w:t>群芳：</w:t>
       </w:r>
-      <w:proofErr w:type="gramStart"/>
-      <w:r>
-        <w:rPr>
-          <w:rFonts w:hint="eastAsia"/>
+      <w:r>
+        <w:rPr>
           <w:color w:val="0F0F0F"/>
           <w:szCs w:val="28"/>
         </w:rPr>
-        <w:t>群花</w:t>
-      </w:r>
-      <w:proofErr w:type="gramEnd"/>
-      <w:r>
-        <w:rPr>
-          <w:rFonts w:hint="eastAsia"/>
-          <w:color w:val="0F0F0F"/>
-          <w:szCs w:val="28"/>
-        </w:rPr>
-        <w:t>、百花。百花，</w:t>
-      </w:r>
-      <w:proofErr w:type="gramStart"/>
-      <w:r>
-        <w:rPr>
-          <w:rFonts w:hint="eastAsia"/>
-          <w:color w:val="0F0F0F"/>
-          <w:szCs w:val="28"/>
-        </w:rPr>
-        <w:t>這裡借指詩人</w:t>
-      </w:r>
-      <w:proofErr w:type="gramEnd"/>
-      <w:r>
-        <w:rPr>
-          <w:rFonts w:hint="eastAsia"/>
-          <w:color w:val="0F0F0F"/>
-          <w:szCs w:val="28"/>
-        </w:rPr>
-        <w:t>政敵</w:t>
-      </w:r>
-      <w:r>
-        <w:rPr>
-          <w:rFonts w:hint="eastAsia"/>
-          <w:color w:val="0F0F0F"/>
-          <w:szCs w:val="28"/>
-        </w:rPr>
-        <w:t>--</w:t>
-      </w:r>
-      <w:r>
-        <w:rPr>
-          <w:rFonts w:hint="eastAsia"/>
-          <w:color w:val="0F0F0F"/>
-          <w:szCs w:val="28"/>
-        </w:rPr>
-        <w:t>苟且偷安的主和派。</w:t>
+        <w:t>各種花卉、百花。指代朝中那些趨炎附勢、嫉賢妒能的權臣與小人。</w:t>
       </w:r>
     </w:p>
     <w:p>
@@ -983,8 +662,9 @@
           <w:ilvl w:val="0"/>
           <w:numId w:val="18"/>
         </w:numPr>
-        <w:spacing w:after="0" w:line="400" w:lineRule="exact"/>
-        <w:ind w:leftChars="0" w:left="482" w:right="0"/>
+        <w:spacing w:after="0" w:line="420" w:lineRule="exact"/>
+        <w:ind w:leftChars="0" w:left="284" w:right="0" w:hanging="426"/>
+        <w:jc w:val="both"/>
         <w:rPr>
           <w:color w:val="0F0F0F"/>
           <w:szCs w:val="28"/>
@@ -996,7 +676,14 @@
           <w:color w:val="0F0F0F"/>
           <w:szCs w:val="28"/>
         </w:rPr>
-        <w:t>零落：凋謝，隕落。</w:t>
+        <w:t>零落：</w:t>
+      </w:r>
+      <w:r>
+        <w:rPr>
+          <w:color w:val="0F0F0F"/>
+          <w:szCs w:val="28"/>
+        </w:rPr>
+        <w:t>花朵凋謝、掉落。暗指詩人晚年遭遇的打擊與坎坷命運。</w:t>
       </w:r>
     </w:p>
     <w:p>
@@ -1006,14 +693,14 @@
           <w:ilvl w:val="0"/>
           <w:numId w:val="18"/>
         </w:numPr>
-        <w:spacing w:after="0" w:line="400" w:lineRule="exact"/>
-        <w:ind w:leftChars="0" w:left="482" w:right="0"/>
+        <w:spacing w:after="0" w:line="420" w:lineRule="exact"/>
+        <w:ind w:leftChars="0" w:left="284" w:right="0" w:hanging="426"/>
+        <w:jc w:val="both"/>
         <w:rPr>
           <w:color w:val="0F0F0F"/>
           <w:szCs w:val="28"/>
         </w:rPr>
       </w:pPr>
-      <w:proofErr w:type="gramStart"/>
       <w:r>
         <w:rPr>
           <w:rFonts w:hint="eastAsia"/>
@@ -1022,55 +709,19 @@
         </w:rPr>
         <w:t>碾</w:t>
       </w:r>
-      <w:proofErr w:type="gramEnd"/>
       <w:r>
         <w:rPr>
           <w:color w:val="0F0F0F"/>
           <w:szCs w:val="28"/>
         </w:rPr>
-        <w:t>：軋</w:t>
-      </w:r>
-      <w:r>
-        <w:rPr>
-          <w:rFonts w:hint="eastAsia"/>
+        <w:t>：</w:t>
+      </w:r>
+      <w:r>
+        <w:rPr>
           <w:color w:val="0F0F0F"/>
           <w:szCs w:val="28"/>
         </w:rPr>
-        <w:t>(</w:t>
-      </w:r>
-      <w:proofErr w:type="gramStart"/>
-      <w:r>
-        <w:rPr>
-          <w:rFonts w:hint="eastAsia"/>
-          <w:color w:val="FF0000"/>
-          <w:sz w:val="16"/>
-          <w:szCs w:val="16"/>
-        </w:rPr>
-        <w:t>ㄧㄚˋ</w:t>
-      </w:r>
-      <w:proofErr w:type="gramEnd"/>
-      <w:r>
-        <w:rPr>
-          <w:rFonts w:hint="eastAsia"/>
-          <w:color w:val="0F0F0F"/>
-          <w:szCs w:val="28"/>
-        </w:rPr>
-        <w:t>)</w:t>
-      </w:r>
-      <w:r>
-        <w:rPr>
-          <w:color w:val="0F0F0F"/>
-          <w:szCs w:val="28"/>
-        </w:rPr>
-        <w:t>爛，壓碎。軋</w:t>
-      </w:r>
-      <w:r>
-        <w:rPr>
-          <w:rFonts w:hint="eastAsia"/>
-          <w:color w:val="0F0F0F"/>
-          <w:szCs w:val="28"/>
-        </w:rPr>
-        <w:t>：輾壓。</w:t>
+        <w:t>壓碎、研磨。描繪花落泥土後遭受無情踐踏的悲慘情景，象徵正義與忠貞遭受極大的壓迫與摧折。</w:t>
       </w:r>
     </w:p>
     <w:p>
@@ -1080,72 +731,37 @@
           <w:ilvl w:val="0"/>
           <w:numId w:val="18"/>
         </w:numPr>
-        <w:spacing w:after="0" w:line="400" w:lineRule="exact"/>
-        <w:ind w:leftChars="0" w:left="482" w:right="0"/>
-        <w:rPr>
+        <w:spacing w:after="0" w:line="420" w:lineRule="exact"/>
+        <w:ind w:leftChars="0" w:left="284" w:right="0" w:hanging="426"/>
+        <w:jc w:val="both"/>
+        <w:rPr>
+          <w:rFonts w:hint="eastAsia"/>
           <w:color w:val="0F0F0F"/>
           <w:szCs w:val="28"/>
-        </w:rPr>
-      </w:pPr>
-      <w:proofErr w:type="gramStart"/>
-      <w:r>
-        <w:rPr>
-          <w:rFonts w:hint="eastAsia"/>
-          <w:color w:val="0F0F0F"/>
-          <w:szCs w:val="28"/>
-        </w:rPr>
-        <w:t>作塵</w:t>
-      </w:r>
-      <w:proofErr w:type="gramEnd"/>
-      <w:r>
-        <w:rPr>
-          <w:rFonts w:hint="eastAsia"/>
-          <w:color w:val="0F0F0F"/>
-          <w:szCs w:val="28"/>
-        </w:rPr>
-        <w:t>：化作灰土。</w:t>
-      </w:r>
-    </w:p>
-    <w:p>
-      <w:pPr>
-        <w:pStyle w:val="aa"/>
-        <w:numPr>
-          <w:ilvl w:val="0"/>
-          <w:numId w:val="18"/>
-        </w:numPr>
-        <w:spacing w:after="0" w:line="400" w:lineRule="exact"/>
-        <w:ind w:leftChars="0" w:left="482" w:right="0"/>
-        <w:rPr>
-          <w:color w:val="0F0F0F"/>
-          <w:szCs w:val="28"/>
-        </w:rPr>
-      </w:pPr>
-      <w:r>
-        <w:rPr>
-          <w:rFonts w:hint="eastAsia"/>
-          <w:color w:val="0F0F0F"/>
-          <w:szCs w:val="28"/>
-        </w:rPr>
-        <w:t>香如故：香氣依舊存在。</w:t>
-      </w:r>
-    </w:p>
-    <w:p>
-      <w:pPr>
-        <w:spacing w:beforeLines="50" w:before="120" w:after="0" w:line="400" w:lineRule="exact"/>
-        <w:ind w:left="-6" w:right="0" w:hanging="11"/>
-        <w:rPr>
-          <w:sz w:val="32"/>
-          <w:szCs w:val="32"/>
-          <w:bdr w:val="single" w:sz="4" w:space="0" w:color="auto"/>
         </w:rPr>
         <w:sectPr>
           <w:type w:val="continuous"/>
           <w:pgSz w:w="11906" w:h="16838"/>
           <w:pgMar w:top="567" w:right="567" w:bottom="567" w:left="567" w:header="0" w:footer="0" w:gutter="0"/>
-          <w:cols w:num="2" w:space="720"/>
+          <w:cols w:space="720"/>
           <w:docGrid w:linePitch="381"/>
         </w:sectPr>
       </w:pPr>
+      <w:r>
+        <w:rPr>
+          <w:rFonts w:hint="eastAsia"/>
+          <w:color w:val="0F0F0F"/>
+          <w:szCs w:val="28"/>
+        </w:rPr>
+        <w:t>香如故：</w:t>
+      </w:r>
+      <w:r>
+        <w:rPr>
+          <w:color w:val="0F0F0F"/>
+          <w:szCs w:val="28"/>
+        </w:rPr>
+        <w:t>香氣依然像過去一樣沒有改變。全詞的靈魂所在。象徵即便肉體消亡、飽受打壓，其忠貞報國的初心與高潔的品格也至死不變。</w:t>
+      </w:r>
     </w:p>
     <w:p>
       <w:pPr>
@@ -1169,6 +785,7 @@
       <w:pPr>
         <w:spacing w:after="0" w:line="400" w:lineRule="exact"/>
         <w:ind w:left="-6" w:right="0" w:hanging="11"/>
+        <w:jc w:val="both"/>
         <w:rPr>
           <w:bCs/>
           <w:szCs w:val="28"/>
@@ -1182,83 +799,60 @@
         </w:rPr>
         <w:t xml:space="preserve">    </w:t>
       </w:r>
-      <w:proofErr w:type="gramStart"/>
       <w:r>
         <w:rPr>
           <w:rFonts w:hint="eastAsia"/>
           <w:bCs/>
           <w:szCs w:val="28"/>
-        </w:rPr>
-        <w:t>此詞以</w:t>
-      </w:r>
-      <w:proofErr w:type="gramEnd"/>
+          <w:u w:val="single"/>
+        </w:rPr>
+        <w:t>陸游</w:t>
+      </w:r>
       <w:r>
         <w:rPr>
           <w:rFonts w:hint="eastAsia"/>
           <w:bCs/>
           <w:szCs w:val="28"/>
         </w:rPr>
-        <w:t>梅花自</w:t>
-      </w:r>
-      <w:proofErr w:type="gramStart"/>
-      <w:r>
-        <w:rPr>
-          <w:rFonts w:hint="eastAsia"/>
+        <w:t>的《卜算子·詠梅》是古典詩詞中借物喻人的千古名作。全詞以梅花為詠頌對象</w:t>
+      </w:r>
+      <w:r>
+        <w:rPr>
           <w:bCs/>
           <w:szCs w:val="28"/>
         </w:rPr>
-        <w:t>況</w:t>
-      </w:r>
-      <w:proofErr w:type="gramEnd"/>
+        <w:br/>
+      </w:r>
       <w:r>
         <w:rPr>
           <w:rFonts w:hint="eastAsia"/>
           <w:bCs/>
           <w:szCs w:val="28"/>
         </w:rPr>
-        <w:t>，詠梅的</w:t>
-      </w:r>
-      <w:proofErr w:type="gramStart"/>
+        <w:t>，將梅花的自然生態與詩人自身的遭遇、高潔品格完美融合，展現出</w:t>
+      </w:r>
+      <w:r>
+        <w:rPr>
+          <w:rFonts w:hint="eastAsia"/>
+          <w:b/>
+          <w:szCs w:val="28"/>
+        </w:rPr>
+        <w:t>傲骨錚錚</w:t>
+      </w:r>
       <w:r>
         <w:rPr>
           <w:rFonts w:hint="eastAsia"/>
           <w:bCs/>
           <w:szCs w:val="28"/>
         </w:rPr>
-        <w:t>悽苦以泄</w:t>
-      </w:r>
-      <w:proofErr w:type="gramEnd"/>
-      <w:r>
-        <w:rPr>
-          <w:rFonts w:hint="eastAsia"/>
-          <w:bCs/>
-          <w:szCs w:val="28"/>
-        </w:rPr>
-        <w:t>胸中抑鬱，感嘆人生的失意坎坷；</w:t>
-      </w:r>
-      <w:proofErr w:type="gramStart"/>
-      <w:r>
-        <w:rPr>
-          <w:rFonts w:hint="eastAsia"/>
-          <w:bCs/>
-          <w:szCs w:val="28"/>
-        </w:rPr>
-        <w:t>讚</w:t>
-      </w:r>
-      <w:proofErr w:type="gramEnd"/>
-      <w:r>
-        <w:rPr>
-          <w:rFonts w:hint="eastAsia"/>
-          <w:bCs/>
-          <w:szCs w:val="28"/>
-        </w:rPr>
-        <w:t>梅的精神又表達了青春無悔的信念以及對自己愛國情操及高潔人格的自許。</w:t>
+        <w:t>、至死不渝的精神。</w:t>
       </w:r>
     </w:p>
     <w:p>
       <w:pPr>
-        <w:spacing w:after="0" w:line="400" w:lineRule="exact"/>
+        <w:spacing w:after="0" w:line="440" w:lineRule="exact"/>
         <w:ind w:left="-6" w:right="0" w:hanging="11"/>
+        <w:jc w:val="both"/>
         <w:rPr>
           <w:bCs/>
           <w:szCs w:val="28"/>
@@ -1270,7 +864,8 @@
           <w:bCs/>
           <w:szCs w:val="28"/>
         </w:rPr>
-        <w:t xml:space="preserve">    </w:t>
+        <w:lastRenderedPageBreak/>
+        <w:t xml:space="preserve">　　</w:t>
       </w:r>
       <w:r>
         <w:rPr>
@@ -1278,623 +873,31 @@
           <w:bCs/>
           <w:szCs w:val="28"/>
         </w:rPr>
-        <w:t>詞的上半</w:t>
-      </w:r>
-      <w:proofErr w:type="gramStart"/>
-      <w:r>
-        <w:rPr>
-          <w:rFonts w:hint="eastAsia"/>
+        <w:t>上闋側重描寫梅花處境的孤寂與遭遇的坎坷。「驛外斷橋邊，寂寞開無主」勾勒出一幅荒涼冷清的畫面。驛外、斷橋，皆非常人經常駐足之所，梅花卻孤零零地在那裡盛開</w:t>
+      </w:r>
+      <w:r>
+        <w:rPr>
           <w:bCs/>
           <w:szCs w:val="28"/>
         </w:rPr>
-        <w:t>闋</w:t>
-      </w:r>
-      <w:proofErr w:type="gramEnd"/>
+        <w:br/>
+      </w:r>
       <w:r>
         <w:rPr>
           <w:rFonts w:hint="eastAsia"/>
           <w:bCs/>
           <w:szCs w:val="28"/>
         </w:rPr>
-        <w:t>著力渲染梅的落寞淒清、飽受風雨之苦的情形。</w:t>
-      </w:r>
-      <w:r>
-        <w:rPr>
-          <w:rFonts w:hint="eastAsia"/>
-          <w:bCs/>
-          <w:szCs w:val="28"/>
-          <w:u w:val="single"/>
-        </w:rPr>
-        <w:t>陸游</w:t>
-      </w:r>
-      <w:r>
-        <w:rPr>
-          <w:rFonts w:hint="eastAsia"/>
-          <w:bCs/>
-          <w:szCs w:val="28"/>
-        </w:rPr>
-        <w:t>曾經稱讚梅花“</w:t>
-      </w:r>
-      <w:hyperlink r:id="rId9" w:history="1">
-        <w:r>
-          <w:rPr>
-            <w:rStyle w:val="a8"/>
-            <w:rFonts w:hint="eastAsia"/>
-            <w:bCs/>
-            <w:szCs w:val="28"/>
-          </w:rPr>
-          <w:t>雪</w:t>
-        </w:r>
-        <w:proofErr w:type="gramStart"/>
-        <w:r>
-          <w:rPr>
-            <w:rStyle w:val="a8"/>
-            <w:rFonts w:hint="eastAsia"/>
-            <w:bCs/>
-            <w:szCs w:val="28"/>
-          </w:rPr>
-          <w:t>虐</w:t>
-        </w:r>
-        <w:proofErr w:type="gramEnd"/>
-        <w:r>
-          <w:rPr>
-            <w:rStyle w:val="a8"/>
-            <w:rFonts w:hint="eastAsia"/>
-            <w:bCs/>
-            <w:szCs w:val="28"/>
-          </w:rPr>
-          <w:t>風</w:t>
-        </w:r>
-        <w:proofErr w:type="gramStart"/>
-        <w:r>
-          <w:rPr>
-            <w:rStyle w:val="a8"/>
-            <w:rFonts w:hint="eastAsia"/>
-            <w:bCs/>
-            <w:szCs w:val="28"/>
-          </w:rPr>
-          <w:t>饕</w:t>
-        </w:r>
-        <w:proofErr w:type="gramEnd"/>
-        <w:r>
-          <w:rPr>
-            <w:rStyle w:val="a8"/>
-            <w:rFonts w:hint="eastAsia"/>
-            <w:bCs/>
-            <w:szCs w:val="28"/>
-          </w:rPr>
-          <w:t>愈凜然，花中氣節最高</w:t>
-        </w:r>
-        <w:proofErr w:type="gramStart"/>
-        <w:r>
-          <w:rPr>
-            <w:rStyle w:val="a8"/>
-            <w:rFonts w:hint="eastAsia"/>
-            <w:bCs/>
-            <w:szCs w:val="28"/>
-          </w:rPr>
-          <w:t>堅</w:t>
-        </w:r>
-        <w:proofErr w:type="gramEnd"/>
-      </w:hyperlink>
-      <w:r>
-        <w:rPr>
-          <w:rFonts w:hint="eastAsia"/>
-          <w:bCs/>
-          <w:szCs w:val="28"/>
-        </w:rPr>
-        <w:t>”。梅花如此</w:t>
-      </w:r>
-      <w:r>
-        <w:rPr>
-          <w:rFonts w:hint="eastAsia"/>
-          <w:b/>
-          <w:szCs w:val="28"/>
-        </w:rPr>
-        <w:t>清幽絕俗</w:t>
-      </w:r>
-      <w:r>
-        <w:rPr>
-          <w:rFonts w:hint="eastAsia"/>
-          <w:bCs/>
-          <w:szCs w:val="28"/>
-        </w:rPr>
-        <w:t>，</w:t>
-      </w:r>
-      <w:proofErr w:type="gramStart"/>
-      <w:r>
-        <w:rPr>
-          <w:rFonts w:hint="eastAsia"/>
-          <w:bCs/>
-          <w:szCs w:val="28"/>
-        </w:rPr>
-        <w:t>出於眾花之上</w:t>
-      </w:r>
-      <w:proofErr w:type="gramEnd"/>
-      <w:r>
-        <w:rPr>
-          <w:rFonts w:hint="eastAsia"/>
-          <w:bCs/>
-          <w:szCs w:val="28"/>
-        </w:rPr>
-        <w:t>，可是</w:t>
-      </w:r>
-      <w:proofErr w:type="gramStart"/>
-      <w:r>
-        <w:rPr>
-          <w:rFonts w:hint="eastAsia"/>
-          <w:bCs/>
-          <w:szCs w:val="28"/>
-        </w:rPr>
-        <w:t>“如今”竟開在</w:t>
-      </w:r>
-      <w:proofErr w:type="gramEnd"/>
-      <w:r>
-        <w:rPr>
-          <w:rFonts w:hint="eastAsia"/>
-          <w:bCs/>
-          <w:szCs w:val="28"/>
-        </w:rPr>
-        <w:t>郊野的驛站外面，緊</w:t>
-      </w:r>
-      <w:proofErr w:type="gramStart"/>
-      <w:r>
-        <w:rPr>
-          <w:rFonts w:hint="eastAsia"/>
-          <w:bCs/>
-          <w:szCs w:val="28"/>
-        </w:rPr>
-        <w:t>臨著</w:t>
-      </w:r>
-      <w:proofErr w:type="gramEnd"/>
-      <w:r>
-        <w:rPr>
-          <w:rFonts w:hint="eastAsia"/>
-          <w:bCs/>
-          <w:szCs w:val="28"/>
-        </w:rPr>
-        <w:t>破敗不堪的“斷橋”，自然是人跡罕至、</w:t>
-      </w:r>
-      <w:proofErr w:type="gramStart"/>
-      <w:r>
-        <w:rPr>
-          <w:rFonts w:hint="eastAsia"/>
-          <w:bCs/>
-          <w:szCs w:val="28"/>
-        </w:rPr>
-        <w:t>寂寥荒</w:t>
-      </w:r>
-      <w:proofErr w:type="gramEnd"/>
-      <w:r>
-        <w:rPr>
-          <w:rFonts w:hint="eastAsia"/>
-          <w:bCs/>
-          <w:szCs w:val="28"/>
-        </w:rPr>
-        <w:t>寒、</w:t>
-      </w:r>
-      <w:proofErr w:type="gramStart"/>
-      <w:r>
-        <w:rPr>
-          <w:rFonts w:hint="eastAsia"/>
-          <w:bCs/>
-          <w:szCs w:val="28"/>
-        </w:rPr>
-        <w:t>倍</w:t>
-      </w:r>
-      <w:proofErr w:type="gramEnd"/>
-      <w:r>
-        <w:rPr>
-          <w:rFonts w:hint="eastAsia"/>
-          <w:bCs/>
-          <w:szCs w:val="28"/>
-        </w:rPr>
-        <w:t>受</w:t>
-      </w:r>
-      <w:proofErr w:type="gramStart"/>
-      <w:r>
-        <w:rPr>
-          <w:rFonts w:hint="eastAsia"/>
-          <w:bCs/>
-          <w:szCs w:val="28"/>
-        </w:rPr>
-        <w:t>冷落、</w:t>
-      </w:r>
-      <w:proofErr w:type="gramEnd"/>
-      <w:r>
-        <w:rPr>
-          <w:rFonts w:hint="eastAsia"/>
-          <w:bCs/>
-          <w:szCs w:val="28"/>
-        </w:rPr>
-        <w:t>令人憐惜了。無人照看與護理，其生死</w:t>
-      </w:r>
-      <w:proofErr w:type="gramStart"/>
-      <w:r>
-        <w:rPr>
-          <w:rFonts w:hint="eastAsia"/>
-          <w:bCs/>
-          <w:szCs w:val="28"/>
-        </w:rPr>
-        <w:t>榮枯全憑</w:t>
-      </w:r>
-      <w:proofErr w:type="gramEnd"/>
-      <w:r>
-        <w:rPr>
-          <w:rFonts w:hint="eastAsia"/>
-          <w:bCs/>
-          <w:szCs w:val="28"/>
-        </w:rPr>
-        <w:t>自己。“斷橋”已失去溝通兩岸的功能，唯有</w:t>
-      </w:r>
-      <w:proofErr w:type="gramStart"/>
-      <w:r>
-        <w:rPr>
-          <w:rFonts w:hint="eastAsia"/>
-          <w:bCs/>
-          <w:szCs w:val="28"/>
-        </w:rPr>
-        <w:t>斷爛木</w:t>
-      </w:r>
-      <w:proofErr w:type="gramEnd"/>
-      <w:r>
-        <w:rPr>
-          <w:rFonts w:hint="eastAsia"/>
-          <w:bCs/>
-          <w:szCs w:val="28"/>
-        </w:rPr>
-        <w:t>石，更是人跡罕至之處。由於這些原因，它只能“寂寞開無主”了，</w:t>
-      </w:r>
-      <w:proofErr w:type="gramStart"/>
-      <w:r>
-        <w:rPr>
-          <w:rFonts w:hint="eastAsia"/>
-          <w:bCs/>
-          <w:szCs w:val="28"/>
-        </w:rPr>
-        <w:t>“無主”既指無人</w:t>
-      </w:r>
-      <w:proofErr w:type="gramEnd"/>
-      <w:r>
-        <w:rPr>
-          <w:rFonts w:hint="eastAsia"/>
-          <w:bCs/>
-          <w:szCs w:val="28"/>
-        </w:rPr>
-        <w:t>照管，又指梅花無人賞識，不得與人親近交流而只能孤芳自賞，獨自走完自己的生命歷程而已。“已是黃昏獨自愁”是擬人手法，寫梅花的精神狀態，身處荒僻之境</w:t>
-      </w:r>
-      <w:proofErr w:type="gramStart"/>
-      <w:r>
-        <w:rPr>
-          <w:rFonts w:hint="eastAsia"/>
-          <w:bCs/>
-          <w:szCs w:val="28"/>
-        </w:rPr>
-        <w:t>的野梅</w:t>
-      </w:r>
-      <w:proofErr w:type="gramEnd"/>
-      <w:r>
-        <w:rPr>
-          <w:rFonts w:hint="eastAsia"/>
-          <w:bCs/>
-          <w:szCs w:val="28"/>
-        </w:rPr>
-        <w:t>，雖無人栽培，無人關心，但它憑藉自己頑強的生命力也終於長成開花了。</w:t>
-      </w:r>
-      <w:hyperlink r:id="rId10" w:history="1">
-        <w:r>
-          <w:rPr>
-            <w:rStyle w:val="a8"/>
-            <w:rFonts w:hint="eastAsia"/>
-            <w:bCs/>
-            <w:szCs w:val="28"/>
-          </w:rPr>
-          <w:t>寶劍</w:t>
-        </w:r>
-        <w:proofErr w:type="gramStart"/>
-        <w:r>
-          <w:rPr>
-            <w:rStyle w:val="a8"/>
-            <w:rFonts w:hint="eastAsia"/>
-            <w:bCs/>
-            <w:szCs w:val="28"/>
-          </w:rPr>
-          <w:t>劍鋒從</w:t>
-        </w:r>
-        <w:proofErr w:type="gramEnd"/>
-        <w:r>
-          <w:rPr>
-            <w:rStyle w:val="a8"/>
-            <w:rFonts w:hint="eastAsia"/>
-            <w:bCs/>
-            <w:szCs w:val="28"/>
-          </w:rPr>
-          <w:t>磨礪出，梅花香自苦寒來</w:t>
-        </w:r>
-      </w:hyperlink>
-      <w:r>
-        <w:rPr>
-          <w:rFonts w:hint="eastAsia"/>
-          <w:bCs/>
-          <w:szCs w:val="28"/>
-        </w:rPr>
-        <w:t>！</w:t>
-      </w:r>
-      <w:proofErr w:type="gramStart"/>
-      <w:r>
-        <w:rPr>
-          <w:rFonts w:hint="eastAsia"/>
-          <w:bCs/>
-          <w:szCs w:val="28"/>
-        </w:rPr>
-        <w:t>野梅不平凡</w:t>
-      </w:r>
-      <w:proofErr w:type="gramEnd"/>
-      <w:r>
-        <w:rPr>
-          <w:rFonts w:hint="eastAsia"/>
-          <w:bCs/>
-          <w:szCs w:val="28"/>
-        </w:rPr>
-        <w:t>的遭遇使它具有不同凡響的氣質。</w:t>
-      </w:r>
-      <w:proofErr w:type="gramStart"/>
-      <w:r>
-        <w:rPr>
-          <w:rFonts w:hint="eastAsia"/>
-          <w:bCs/>
-          <w:szCs w:val="28"/>
-          <w:u w:val="single"/>
-        </w:rPr>
-        <w:t>范</w:t>
-      </w:r>
-      <w:proofErr w:type="gramEnd"/>
-      <w:r>
-        <w:rPr>
-          <w:rFonts w:hint="eastAsia"/>
-          <w:bCs/>
-          <w:szCs w:val="28"/>
-          <w:u w:val="single"/>
-        </w:rPr>
-        <w:t>成大</w:t>
-      </w:r>
-      <w:r>
-        <w:rPr>
-          <w:rFonts w:hint="eastAsia"/>
-          <w:bCs/>
-          <w:szCs w:val="28"/>
-        </w:rPr>
-        <w:t>《梅譜序》說：“野生不經栽接者，…</w:t>
-      </w:r>
-      <w:proofErr w:type="gramStart"/>
-      <w:r>
-        <w:rPr>
-          <w:rFonts w:hint="eastAsia"/>
-          <w:bCs/>
-          <w:szCs w:val="28"/>
-        </w:rPr>
-        <w:t>…</w:t>
-      </w:r>
-      <w:proofErr w:type="gramEnd"/>
-      <w:r>
-        <w:rPr>
-          <w:rFonts w:hint="eastAsia"/>
-          <w:bCs/>
-          <w:szCs w:val="28"/>
-        </w:rPr>
-        <w:t>謂之野梅，…</w:t>
-      </w:r>
-      <w:proofErr w:type="gramStart"/>
-      <w:r>
-        <w:rPr>
-          <w:rFonts w:hint="eastAsia"/>
-          <w:bCs/>
-          <w:szCs w:val="28"/>
-        </w:rPr>
-        <w:t>…</w:t>
-      </w:r>
-      <w:proofErr w:type="gramEnd"/>
-      <w:r>
-        <w:rPr>
-          <w:rFonts w:hint="eastAsia"/>
-          <w:bCs/>
-          <w:szCs w:val="28"/>
-        </w:rPr>
-        <w:t>香最清。”可是，由於地勢使然，</w:t>
-      </w:r>
-      <w:proofErr w:type="gramStart"/>
-      <w:r>
-        <w:rPr>
-          <w:rFonts w:hint="eastAsia"/>
-          <w:bCs/>
-          <w:szCs w:val="28"/>
-        </w:rPr>
-        <w:t>野梅雖</w:t>
-      </w:r>
-      <w:proofErr w:type="gramEnd"/>
-      <w:r>
-        <w:rPr>
-          <w:rFonts w:hint="eastAsia"/>
-          <w:bCs/>
-          <w:szCs w:val="28"/>
-        </w:rPr>
-        <w:t>歷經磨難而獨具清芬，卻無人能會，無人領略其神韻。那</w:t>
-      </w:r>
-      <w:r>
-        <w:rPr>
-          <w:rFonts w:hint="eastAsia"/>
-          <w:bCs/>
-          <w:szCs w:val="28"/>
-        </w:rPr>
-        <w:lastRenderedPageBreak/>
-        <w:t>麼</w:t>
-      </w:r>
-      <w:r>
-        <w:rPr>
-          <w:rFonts w:hint="eastAsia"/>
-          <w:bCs/>
-          <w:szCs w:val="28"/>
-        </w:rPr>
-        <w:t>，</w:t>
-      </w:r>
-      <w:proofErr w:type="gramStart"/>
-      <w:r>
-        <w:rPr>
-          <w:rFonts w:hint="eastAsia"/>
-          <w:bCs/>
-          <w:szCs w:val="28"/>
-        </w:rPr>
-        <w:t>野梅為何</w:t>
-      </w:r>
-      <w:proofErr w:type="gramEnd"/>
-      <w:r>
-        <w:rPr>
-          <w:rFonts w:hint="eastAsia"/>
-          <w:bCs/>
-          <w:szCs w:val="28"/>
-        </w:rPr>
-        <w:t>又偏在黃昏時分</w:t>
-      </w:r>
-      <w:proofErr w:type="gramStart"/>
-      <w:r>
-        <w:rPr>
-          <w:rFonts w:hint="eastAsia"/>
-          <w:bCs/>
-          <w:szCs w:val="28"/>
-        </w:rPr>
-        <w:t>獨自愁呢</w:t>
-      </w:r>
-      <w:proofErr w:type="gramEnd"/>
-      <w:r>
-        <w:rPr>
-          <w:bCs/>
-          <w:szCs w:val="28"/>
-        </w:rPr>
-        <w:t>?因為白天，它尚殘存著一</w:t>
-      </w:r>
-      <w:r>
-        <w:rPr>
-          <w:rFonts w:hint="eastAsia"/>
-          <w:bCs/>
-          <w:szCs w:val="28"/>
-        </w:rPr>
-        <w:t>絲</w:t>
-      </w:r>
-      <w:r>
-        <w:rPr>
-          <w:bCs/>
-          <w:szCs w:val="28"/>
-        </w:rPr>
-        <w:t>被人發現的幻想，而一到黃昏，這些幻想也徹底破滅了；這也如前人閨怨詩所說：</w:t>
-      </w:r>
-      <w:hyperlink r:id="rId11" w:history="1">
-        <w:r>
-          <w:rPr>
-            <w:rStyle w:val="a8"/>
-            <w:bCs/>
-            <w:szCs w:val="28"/>
-          </w:rPr>
-          <w:t>最難消遣是黃昏</w:t>
-        </w:r>
-      </w:hyperlink>
-      <w:r>
-        <w:rPr>
-          <w:bCs/>
-          <w:szCs w:val="28"/>
-        </w:rPr>
-        <w:t>！不僅如此，黃昏又</w:t>
-      </w:r>
-      <w:r>
-        <w:rPr>
-          <w:rFonts w:hint="eastAsia"/>
-          <w:bCs/>
-          <w:szCs w:val="28"/>
-        </w:rPr>
-        <w:t>是陰陽交替，氣溫轉冷而易生風雨的時辰，所以；除了心靈的痛苦之外，還要有肢體上的折磨，“更著風和雨”。這內外交困、</w:t>
-      </w:r>
-      <w:proofErr w:type="gramStart"/>
-      <w:r>
-        <w:rPr>
-          <w:rFonts w:hint="eastAsia"/>
-          <w:bCs/>
-          <w:szCs w:val="28"/>
-        </w:rPr>
-        <w:t>身心俱損的</w:t>
-      </w:r>
-      <w:proofErr w:type="gramEnd"/>
-      <w:r>
-        <w:rPr>
-          <w:rFonts w:hint="eastAsia"/>
-          <w:bCs/>
-          <w:szCs w:val="28"/>
-        </w:rPr>
-        <w:t>情形將梅花之不幸推到了</w:t>
-      </w:r>
-      <w:proofErr w:type="gramStart"/>
-      <w:r>
-        <w:rPr>
-          <w:rFonts w:hint="eastAsia"/>
-          <w:bCs/>
-          <w:szCs w:val="28"/>
-        </w:rPr>
-        <w:t>極處，野梅</w:t>
-      </w:r>
-      <w:proofErr w:type="gramEnd"/>
-      <w:r>
-        <w:rPr>
-          <w:rFonts w:hint="eastAsia"/>
-          <w:bCs/>
-          <w:szCs w:val="28"/>
-        </w:rPr>
-        <w:t>的遭遇也是作者已往人生的寫照，傾注了詩人的心血！</w:t>
-      </w:r>
-      <w:r>
-        <w:rPr>
-          <w:bCs/>
-          <w:szCs w:val="28"/>
-        </w:rPr>
-        <w:t xml:space="preserve"> “寂寞開無主”一句，作者將自己的感情傾注在客觀景物之中，</w:t>
-      </w:r>
-      <w:proofErr w:type="gramStart"/>
-      <w:r>
-        <w:rPr>
-          <w:bCs/>
-          <w:szCs w:val="28"/>
-        </w:rPr>
-        <w:t>首句是景語</w:t>
-      </w:r>
-      <w:proofErr w:type="gramEnd"/>
-      <w:r>
-        <w:rPr>
-          <w:bCs/>
-          <w:szCs w:val="28"/>
-        </w:rPr>
-        <w:t>，這</w:t>
-      </w:r>
-      <w:proofErr w:type="gramStart"/>
-      <w:r>
-        <w:rPr>
-          <w:bCs/>
-          <w:szCs w:val="28"/>
-        </w:rPr>
-        <w:t>句已是情語了</w:t>
-      </w:r>
-      <w:proofErr w:type="gramEnd"/>
-      <w:r>
-        <w:rPr>
-          <w:bCs/>
-          <w:szCs w:val="28"/>
-        </w:rPr>
-        <w:t>。</w:t>
+        <w:t>，無人賞識，無人主宰，凸顯其孤芳自賞而無依無靠的境地。「已是黃昏獨自愁，更著風和雨」將悲涼的氣氛推向頂點。時間已近黃昏，本就滿腹憂愁，偏又雪上加霜，遭遇風雨交加的摧殘。這幾筆既是寫梅花在惡劣環境中飽受風雨摧折的悲慘命運，也是詩人自身政治遭遇的生動寫照。</w:t>
       </w:r>
     </w:p>
     <w:p>
       <w:pPr>
-        <w:spacing w:after="0" w:line="400" w:lineRule="exact"/>
+        <w:spacing w:after="0" w:line="440" w:lineRule="exact"/>
         <w:ind w:left="-6" w:right="0" w:hanging="11"/>
+        <w:jc w:val="both"/>
         <w:rPr>
           <w:bCs/>
-          <w:spacing w:val="-4"/>
           <w:szCs w:val="28"/>
         </w:rPr>
       </w:pPr>
@@ -1904,160 +907,88 @@
           <w:bCs/>
           <w:szCs w:val="28"/>
         </w:rPr>
-        <w:t xml:space="preserve">    </w:t>
+        <w:t xml:space="preserve">　　</w:t>
       </w:r>
       <w:r>
         <w:rPr>
           <w:rFonts w:hint="eastAsia"/>
           <w:bCs/>
-          <w:spacing w:val="-4"/>
-          <w:szCs w:val="28"/>
-        </w:rPr>
-        <w:t>上</w:t>
-      </w:r>
-      <w:proofErr w:type="gramStart"/>
+          <w:szCs w:val="28"/>
+        </w:rPr>
+        <w:t>下闋則聚焦於梅花的內心世界與崇高節操。「無意苦爭春，一任群芳妒」展現了梅花</w:t>
+      </w:r>
+      <w:r>
+        <w:rPr>
+          <w:rFonts w:hint="eastAsia"/>
+          <w:b/>
+          <w:szCs w:val="28"/>
+        </w:rPr>
+        <w:t>超然物外</w:t>
+      </w:r>
       <w:r>
         <w:rPr>
           <w:rFonts w:hint="eastAsia"/>
           <w:bCs/>
-          <w:spacing w:val="-4"/>
-          <w:szCs w:val="28"/>
-        </w:rPr>
-        <w:t>闋</w:t>
-      </w:r>
-      <w:proofErr w:type="gramEnd"/>
+          <w:szCs w:val="28"/>
+        </w:rPr>
+        <w:t>的高貴胸襟。它迎著寒冬開放，並不是為了與百花爭奇鬥豔，對於群芳的嫉妒與排擠，它也毫不在意、</w:t>
+      </w:r>
+      <w:r>
+        <w:rPr>
+          <w:rFonts w:hint="eastAsia"/>
+          <w:b/>
+          <w:szCs w:val="28"/>
+        </w:rPr>
+        <w:t>聽之任之</w:t>
+      </w:r>
       <w:r>
         <w:rPr>
           <w:rFonts w:hint="eastAsia"/>
           <w:bCs/>
-          <w:spacing w:val="-4"/>
-          <w:szCs w:val="28"/>
-        </w:rPr>
-        <w:t>集中寫了梅花的困難處境，它也的確還有“愁”。從藝術手法說，</w:t>
-      </w:r>
-      <w:proofErr w:type="gramStart"/>
+          <w:szCs w:val="28"/>
+        </w:rPr>
+        <w:t>。這種淡泊名利、不隨波逐流的態度，正是詩人孤高性格的</w:t>
+      </w:r>
+      <w:r>
+        <w:rPr>
+          <w:rFonts w:hint="eastAsia"/>
+          <w:b/>
+          <w:szCs w:val="28"/>
+        </w:rPr>
+        <w:t>折射</w:t>
+      </w:r>
       <w:r>
         <w:rPr>
           <w:rFonts w:hint="eastAsia"/>
           <w:bCs/>
-          <w:spacing w:val="-4"/>
-          <w:szCs w:val="28"/>
-        </w:rPr>
-        <w:t>寫愁時</w:t>
-      </w:r>
-      <w:proofErr w:type="gramEnd"/>
-      <w:r>
-        <w:rPr>
-          <w:rFonts w:hint="eastAsia"/>
+          <w:szCs w:val="28"/>
+        </w:rPr>
+        <w:t>。「零落成泥碾作塵，只有香如故」堪稱全詞的靈魂與千古絕唱。縱然花瓣凋零，化作泥土，甚至被無情地碾壓成塵埃，但它那沁人心脾的清香卻始終如一、至死不變。這裡，「香」象徵著高潔的品格、忠貞的愛國情操與堅強的意志，即便肉體消亡</w:t>
+      </w:r>
+      <w:r>
+        <w:rPr>
           <w:bCs/>
-          <w:spacing w:val="-4"/>
-          <w:szCs w:val="28"/>
-        </w:rPr>
-        <w:t>作者沒有用詩人、</w:t>
-      </w:r>
-      <w:proofErr w:type="gramStart"/>
+          <w:szCs w:val="28"/>
+        </w:rPr>
+        <w:br/>
+      </w:r>
       <w:r>
         <w:rPr>
           <w:rFonts w:hint="eastAsia"/>
           <w:bCs/>
-          <w:spacing w:val="-4"/>
-          <w:szCs w:val="28"/>
-        </w:rPr>
-        <w:t>詞人們那套</w:t>
-      </w:r>
-      <w:proofErr w:type="gramEnd"/>
-      <w:r>
-        <w:rPr>
-          <w:rFonts w:hint="eastAsia"/>
-          <w:bCs/>
-          <w:spacing w:val="-4"/>
-          <w:szCs w:val="28"/>
-        </w:rPr>
-        <w:t>慣用的比喻手法，而是用環境、時光和自然現象來烘托。詞人描寫這</w:t>
-      </w:r>
-      <w:r>
-        <w:rPr>
-          <w:rFonts w:hint="eastAsia"/>
-          <w:bCs/>
-          <w:spacing w:val="-4"/>
-          <w:szCs w:val="28"/>
-        </w:rPr>
-        <w:t>麼</w:t>
-      </w:r>
-      <w:r>
-        <w:rPr>
-          <w:rFonts w:hint="eastAsia"/>
-          <w:bCs/>
-          <w:spacing w:val="-4"/>
-          <w:szCs w:val="28"/>
-        </w:rPr>
-        <w:t>多“景物”，是為了獲得梅花的“神致”。上</w:t>
-      </w:r>
-      <w:proofErr w:type="gramStart"/>
-      <w:r>
-        <w:rPr>
-          <w:rFonts w:hint="eastAsia"/>
-          <w:bCs/>
-          <w:spacing w:val="-4"/>
-          <w:szCs w:val="28"/>
-        </w:rPr>
-        <w:t>闋</w:t>
-      </w:r>
-      <w:proofErr w:type="gramEnd"/>
-      <w:r>
-        <w:rPr>
-          <w:rFonts w:hint="eastAsia"/>
-          <w:bCs/>
-          <w:spacing w:val="-4"/>
-          <w:szCs w:val="28"/>
-        </w:rPr>
-        <w:t>四句</w:t>
-      </w:r>
-      <w:proofErr w:type="gramStart"/>
-      <w:r>
-        <w:rPr>
-          <w:rFonts w:hint="eastAsia"/>
-          <w:bCs/>
-          <w:spacing w:val="-4"/>
-          <w:szCs w:val="28"/>
-        </w:rPr>
-        <w:t>可說是“情景雙繪”</w:t>
-      </w:r>
-      <w:proofErr w:type="gramEnd"/>
-      <w:r>
-        <w:rPr>
-          <w:rFonts w:hint="eastAsia"/>
-          <w:bCs/>
-          <w:spacing w:val="-4"/>
-          <w:szCs w:val="28"/>
-        </w:rPr>
-        <w:t>。讓讀者從一系列景物中感受到作者的特定環境下的心緒</w:t>
-      </w:r>
-      <w:r>
-        <w:rPr>
-          <w:rFonts w:hint="eastAsia"/>
-          <w:bCs/>
-          <w:spacing w:val="-4"/>
-          <w:szCs w:val="28"/>
-        </w:rPr>
-        <w:t>--</w:t>
-      </w:r>
-      <w:r>
-        <w:rPr>
-          <w:rFonts w:hint="eastAsia"/>
-          <w:bCs/>
-          <w:spacing w:val="-4"/>
-          <w:szCs w:val="28"/>
-        </w:rPr>
-        <w:t>愁，也讓讀者逐漸踏入作者的心境。</w:t>
+          <w:szCs w:val="28"/>
+        </w:rPr>
+        <w:t>、飽受打壓，其精神與氣節也絕不妥協、永世長存。</w:t>
       </w:r>
     </w:p>
     <w:p>
       <w:pPr>
-        <w:spacing w:after="0" w:line="400" w:lineRule="exact"/>
+        <w:spacing w:after="0" w:line="440" w:lineRule="exact"/>
         <w:ind w:left="-6" w:right="0" w:hanging="11"/>
+        <w:jc w:val="both"/>
         <w:rPr>
           <w:bCs/>
+          <w:spacing w:val="-6"/>
           <w:szCs w:val="28"/>
         </w:rPr>
       </w:pPr>
@@ -2067,7 +998,7 @@
           <w:bCs/>
           <w:szCs w:val="28"/>
         </w:rPr>
-        <w:t xml:space="preserve">    </w:t>
+        <w:t xml:space="preserve">　　</w:t>
       </w:r>
       <w:r>
         <w:rPr>
@@ -2075,659 +1006,47 @@
           <w:bCs/>
           <w:szCs w:val="28"/>
         </w:rPr>
-        <w:t>下半</w:t>
-      </w:r>
-      <w:proofErr w:type="gramStart"/>
+        <w:t>全詞語言質樸流暢，意境深遠凝練。</w:t>
+      </w:r>
       <w:r>
         <w:rPr>
           <w:rFonts w:hint="eastAsia"/>
           <w:bCs/>
           <w:szCs w:val="28"/>
-        </w:rPr>
-        <w:t>闋</w:t>
-      </w:r>
-      <w:proofErr w:type="gramEnd"/>
+          <w:u w:val="single"/>
+        </w:rPr>
+        <w:t>陸游</w:t>
+      </w:r>
       <w:r>
         <w:rPr>
           <w:rFonts w:hint="eastAsia"/>
           <w:bCs/>
           <w:szCs w:val="28"/>
         </w:rPr>
-        <w:t>寫梅花的靈魂及生死觀。梅花生在世上，無意於炫耀自己的花容月貌，也不肯媚俗與招蜂引蝶，所以在</w:t>
-      </w:r>
-      <w:proofErr w:type="gramStart"/>
+        <w:t>巧妙地將梅花的自然屬性轉化為人格化的風骨，既是對梅花不畏嚴寒、獨具</w:t>
+      </w:r>
+      <w:r>
+        <w:rPr>
+          <w:rFonts w:hint="eastAsia"/>
+          <w:b/>
+          <w:szCs w:val="28"/>
+        </w:rPr>
+        <w:t>冰清玉潔</w:t>
+      </w:r>
       <w:r>
         <w:rPr>
           <w:rFonts w:hint="eastAsia"/>
           <w:bCs/>
           <w:szCs w:val="28"/>
         </w:rPr>
-        <w:t>時間上躲得</w:t>
-      </w:r>
-      <w:proofErr w:type="gramEnd"/>
-      <w:r>
-        <w:rPr>
-          <w:rFonts w:hint="eastAsia"/>
-          <w:bCs/>
-          <w:szCs w:val="28"/>
-        </w:rPr>
-        <w:t>遠遠的，既不與爭奇鬥</w:t>
-      </w:r>
-      <w:proofErr w:type="gramStart"/>
-      <w:r>
-        <w:rPr>
-          <w:rFonts w:hint="eastAsia"/>
-          <w:bCs/>
-          <w:szCs w:val="28"/>
-        </w:rPr>
-        <w:t>妍</w:t>
-      </w:r>
-      <w:proofErr w:type="gramEnd"/>
-      <w:r>
-        <w:rPr>
-          <w:rFonts w:hint="eastAsia"/>
-          <w:bCs/>
-          <w:szCs w:val="28"/>
-        </w:rPr>
-        <w:t>的百花爭奪春色，也不與菊花分享秋光，而是孤獨地在冰天雪地</w:t>
-      </w:r>
-      <w:r>
-        <w:rPr>
-          <w:rFonts w:hint="eastAsia"/>
-          <w:bCs/>
-          <w:szCs w:val="28"/>
-        </w:rPr>
-        <w:t>裡</w:t>
-      </w:r>
-      <w:r>
-        <w:rPr>
-          <w:rFonts w:hint="eastAsia"/>
-          <w:bCs/>
-          <w:szCs w:val="28"/>
-        </w:rPr>
-        <w:t>開放。但是這樣仍擺脫不了百花的嫉妒，可能會被認為“自命清高”、“別有用心”甚至是“出洋相”…</w:t>
-      </w:r>
-      <w:proofErr w:type="gramStart"/>
-      <w:r>
-        <w:rPr>
-          <w:rFonts w:hint="eastAsia"/>
-          <w:bCs/>
-          <w:szCs w:val="28"/>
-        </w:rPr>
-        <w:t>…</w:t>
-      </w:r>
-      <w:proofErr w:type="gramEnd"/>
-      <w:r>
-        <w:rPr>
-          <w:rFonts w:hint="eastAsia"/>
-          <w:bCs/>
-          <w:szCs w:val="28"/>
-        </w:rPr>
-        <w:t>。正像梅花“無意苦爭春”一樣，對他物的侮辱、誤解也一概不予理睬，而是“一任群芳妒”，聽之任之：走自己的路，讓別人</w:t>
-      </w:r>
-      <w:proofErr w:type="gramStart"/>
-      <w:r>
-        <w:rPr>
-          <w:rFonts w:hint="eastAsia"/>
-          <w:bCs/>
-          <w:szCs w:val="28"/>
-        </w:rPr>
-        <w:t>去說吧</w:t>
-      </w:r>
-      <w:proofErr w:type="gramEnd"/>
-      <w:r>
-        <w:rPr>
-          <w:rFonts w:hint="eastAsia"/>
-          <w:bCs/>
-          <w:szCs w:val="28"/>
-        </w:rPr>
-        <w:t>！同時，不論外界輿論如何，我以不變應萬變，只求靈魂的</w:t>
-      </w:r>
-      <w:r>
-        <w:rPr>
-          <w:rFonts w:hint="eastAsia"/>
-          <w:bCs/>
-          <w:szCs w:val="28"/>
-        </w:rPr>
-        <w:t>昇華</w:t>
-      </w:r>
-      <w:r>
-        <w:rPr>
-          <w:rFonts w:hint="eastAsia"/>
-          <w:bCs/>
-          <w:szCs w:val="28"/>
-        </w:rPr>
-        <w:t>與</w:t>
-      </w:r>
-      <w:proofErr w:type="gramStart"/>
-      <w:r>
-        <w:rPr>
-          <w:rFonts w:hint="eastAsia"/>
-          <w:bCs/>
-          <w:szCs w:val="28"/>
-        </w:rPr>
-        <w:t>純潔，</w:t>
-      </w:r>
-      <w:proofErr w:type="gramEnd"/>
-      <w:r>
-        <w:rPr>
-          <w:rFonts w:hint="eastAsia"/>
-          <w:bCs/>
-          <w:szCs w:val="28"/>
-        </w:rPr>
-        <w:t>即使花落了，化成泥土了，軋成塵埃了，我的品格就像我的香氣一樣永駐人間。這精神不正是詩人回首往事不知悔、奮勇向前不動搖的人格宣言嗎！“群芳”在這裡代指“主和派”小人。這兩句表現出</w:t>
-      </w:r>
-      <w:r>
-        <w:rPr>
-          <w:rFonts w:hint="eastAsia"/>
-          <w:bCs/>
-          <w:szCs w:val="28"/>
-          <w:u w:val="single"/>
-        </w:rPr>
-        <w:t>陸游</w:t>
-      </w:r>
-      <w:r>
-        <w:rPr>
-          <w:rFonts w:hint="eastAsia"/>
-          <w:bCs/>
-          <w:szCs w:val="28"/>
-        </w:rPr>
-        <w:t>決不與爭</w:t>
-      </w:r>
-      <w:proofErr w:type="gramStart"/>
-      <w:r>
-        <w:rPr>
-          <w:rFonts w:hint="eastAsia"/>
-          <w:bCs/>
-          <w:szCs w:val="28"/>
-        </w:rPr>
-        <w:t>寵邀媚、</w:t>
-      </w:r>
-      <w:proofErr w:type="gramEnd"/>
-      <w:r>
-        <w:rPr>
-          <w:rFonts w:hint="eastAsia"/>
-          <w:b/>
-          <w:szCs w:val="28"/>
-        </w:rPr>
-        <w:t>阿諛逢迎</w:t>
-      </w:r>
-      <w:r>
-        <w:rPr>
-          <w:rFonts w:hint="eastAsia"/>
-          <w:bCs/>
-          <w:szCs w:val="28"/>
-        </w:rPr>
-        <w:t>之徒為伍的品格和不畏</w:t>
-      </w:r>
-      <w:proofErr w:type="gramStart"/>
-      <w:r>
-        <w:rPr>
-          <w:rFonts w:hint="eastAsia"/>
-          <w:bCs/>
-          <w:szCs w:val="28"/>
-        </w:rPr>
-        <w:t>讒</w:t>
-      </w:r>
-      <w:proofErr w:type="gramEnd"/>
-      <w:r>
-        <w:rPr>
-          <w:rFonts w:hint="eastAsia"/>
-          <w:bCs/>
-          <w:szCs w:val="28"/>
-        </w:rPr>
-        <w:t>毀、堅貞自守的</w:t>
-      </w:r>
-      <w:bookmarkStart w:id="0" w:name="_Hlk126822286"/>
-      <w:proofErr w:type="gramStart"/>
-      <w:r>
-        <w:rPr>
-          <w:rFonts w:hint="eastAsia"/>
-          <w:b/>
-          <w:szCs w:val="28"/>
-        </w:rPr>
-        <w:t>崚嶒</w:t>
-      </w:r>
-      <w:bookmarkEnd w:id="0"/>
-      <w:proofErr w:type="gramEnd"/>
-      <w:r>
-        <w:rPr>
-          <w:rFonts w:hint="eastAsia"/>
-          <w:bCs/>
-          <w:szCs w:val="28"/>
-        </w:rPr>
-        <w:t>傲骨。雖說梅花凋落</w:t>
-      </w:r>
-      <w:r>
-        <w:rPr>
-          <w:rFonts w:hint="eastAsia"/>
-          <w:bCs/>
-          <w:szCs w:val="28"/>
-        </w:rPr>
-        <w:t>了</w:t>
-      </w:r>
-      <w:r>
-        <w:rPr>
-          <w:rFonts w:hint="eastAsia"/>
-          <w:bCs/>
-          <w:szCs w:val="28"/>
-        </w:rPr>
-        <w:t>，被踐踏成泥土了，被</w:t>
-      </w:r>
-      <w:proofErr w:type="gramStart"/>
-      <w:r>
-        <w:rPr>
-          <w:rFonts w:hint="eastAsia"/>
-          <w:bCs/>
-          <w:szCs w:val="28"/>
-        </w:rPr>
-        <w:t>碾成塵</w:t>
-      </w:r>
-      <w:proofErr w:type="gramEnd"/>
-      <w:r>
-        <w:rPr>
-          <w:rFonts w:hint="eastAsia"/>
-          <w:bCs/>
-          <w:szCs w:val="28"/>
-        </w:rPr>
-        <w:t>灰了，“只有香如故”，它那“別有韻”的香味，卻永遠如故，一絲一毫也改變不了。</w:t>
+        <w:t>之美的讚美，更是詩人一生忠貞報國、屢遭排擠卻始終堅持初心、不改初衷的真實寫照。</w:t>
       </w:r>
     </w:p>
     <w:p>
       <w:pPr>
-        <w:spacing w:after="0" w:line="400" w:lineRule="exact"/>
-        <w:ind w:left="-6" w:right="0" w:hanging="11"/>
-        <w:rPr>
-          <w:bCs/>
-          <w:szCs w:val="28"/>
-        </w:rPr>
-      </w:pPr>
-      <w:r>
-        <w:rPr>
-          <w:rFonts w:hint="eastAsia"/>
-          <w:bCs/>
-          <w:szCs w:val="28"/>
-        </w:rPr>
-        <w:t xml:space="preserve">    </w:t>
-      </w:r>
-      <w:r>
-        <w:rPr>
-          <w:rFonts w:hint="eastAsia"/>
-          <w:bCs/>
-          <w:szCs w:val="28"/>
-        </w:rPr>
-        <w:t>末句</w:t>
-      </w:r>
-      <w:proofErr w:type="gramStart"/>
-      <w:r>
-        <w:rPr>
-          <w:rFonts w:hint="eastAsia"/>
-          <w:bCs/>
-          <w:szCs w:val="28"/>
-        </w:rPr>
-        <w:t>具有</w:t>
-      </w:r>
-      <w:r>
-        <w:rPr>
-          <w:rFonts w:hint="eastAsia"/>
-          <w:b/>
-          <w:szCs w:val="28"/>
-        </w:rPr>
-        <w:t>扛鼎</w:t>
-      </w:r>
-      <w:r>
-        <w:rPr>
-          <w:rFonts w:hint="eastAsia"/>
-          <w:bCs/>
-          <w:szCs w:val="28"/>
-        </w:rPr>
-        <w:t>之</w:t>
-      </w:r>
-      <w:proofErr w:type="gramEnd"/>
-      <w:r>
-        <w:rPr>
-          <w:rFonts w:hint="eastAsia"/>
-          <w:bCs/>
-          <w:szCs w:val="28"/>
-        </w:rPr>
-        <w:t>力，它振起全篇，把前面梅花的不幸處境，風雨</w:t>
-      </w:r>
-      <w:proofErr w:type="gramStart"/>
-      <w:r>
-        <w:rPr>
-          <w:rFonts w:hint="eastAsia"/>
-          <w:bCs/>
-          <w:szCs w:val="28"/>
-        </w:rPr>
-        <w:t>侵凌，</w:t>
-      </w:r>
-      <w:proofErr w:type="gramEnd"/>
-      <w:r>
-        <w:rPr>
-          <w:rFonts w:hint="eastAsia"/>
-          <w:bCs/>
-          <w:szCs w:val="28"/>
-        </w:rPr>
-        <w:t>凋殘零落，成</w:t>
-      </w:r>
-      <w:proofErr w:type="gramStart"/>
-      <w:r>
-        <w:rPr>
-          <w:rFonts w:hint="eastAsia"/>
-          <w:bCs/>
-          <w:szCs w:val="28"/>
-        </w:rPr>
-        <w:t>泥作塵</w:t>
-      </w:r>
-      <w:proofErr w:type="gramEnd"/>
-      <w:r>
-        <w:rPr>
-          <w:rFonts w:hint="eastAsia"/>
-          <w:bCs/>
-          <w:szCs w:val="28"/>
-        </w:rPr>
-        <w:t>的淒涼、悲戚，一股腦兒拋到九霄雲外去了。“零落成泥碾作塵，只有香如故”。作者從民族國家的利益出發，做出生命的表白。</w:t>
-      </w:r>
-      <w:proofErr w:type="gramStart"/>
-      <w:r>
-        <w:rPr>
-          <w:rFonts w:hint="eastAsia"/>
-          <w:bCs/>
-          <w:szCs w:val="28"/>
-        </w:rPr>
-        <w:t>悲憂中</w:t>
-      </w:r>
-      <w:proofErr w:type="gramEnd"/>
-      <w:r>
-        <w:rPr>
-          <w:rFonts w:hint="eastAsia"/>
-          <w:bCs/>
-          <w:szCs w:val="28"/>
-        </w:rPr>
-        <w:t>透出一種堅貞的自信。詞人</w:t>
-      </w:r>
-      <w:proofErr w:type="gramStart"/>
-      <w:r>
-        <w:rPr>
-          <w:rFonts w:hint="eastAsia"/>
-          <w:bCs/>
-          <w:szCs w:val="28"/>
-        </w:rPr>
-        <w:t>借梅言志</w:t>
-      </w:r>
-      <w:proofErr w:type="gramEnd"/>
-      <w:r>
-        <w:rPr>
-          <w:rFonts w:hint="eastAsia"/>
-          <w:bCs/>
-          <w:szCs w:val="28"/>
-        </w:rPr>
-        <w:t>，曲折地寫出險惡仕途中堅持</w:t>
-      </w:r>
-      <w:r>
-        <w:rPr>
-          <w:rFonts w:hint="eastAsia"/>
-          <w:bCs/>
-          <w:szCs w:val="28"/>
-        </w:rPr>
-        <w:t>志向和品行</w:t>
-      </w:r>
-      <w:r>
-        <w:rPr>
-          <w:rFonts w:hint="eastAsia"/>
-          <w:bCs/>
-          <w:szCs w:val="28"/>
-        </w:rPr>
-        <w:t>，顯示詞人身處逆境而矢志不渝的崇高品格。</w:t>
-      </w:r>
-    </w:p>
-    <w:p>
-      <w:pPr>
-        <w:spacing w:after="0" w:line="400" w:lineRule="exact"/>
-        <w:ind w:left="-6" w:right="0" w:hanging="11"/>
-        <w:rPr>
-          <w:bCs/>
-          <w:szCs w:val="28"/>
-        </w:rPr>
-      </w:pPr>
-      <w:r>
-        <w:rPr>
-          <w:rFonts w:hint="eastAsia"/>
-          <w:bCs/>
-          <w:szCs w:val="28"/>
-        </w:rPr>
-        <w:t xml:space="preserve">    </w:t>
-      </w:r>
-      <w:proofErr w:type="gramStart"/>
-      <w:r>
-        <w:rPr>
-          <w:rFonts w:hint="eastAsia"/>
-          <w:bCs/>
-          <w:szCs w:val="28"/>
-        </w:rPr>
-        <w:t>縱觀全詞</w:t>
-      </w:r>
-      <w:proofErr w:type="gramEnd"/>
-      <w:r>
-        <w:rPr>
-          <w:rFonts w:hint="eastAsia"/>
-          <w:bCs/>
-          <w:szCs w:val="28"/>
-        </w:rPr>
-        <w:t>，詩人以</w:t>
-      </w:r>
-      <w:proofErr w:type="gramStart"/>
-      <w:r>
-        <w:rPr>
-          <w:rFonts w:hint="eastAsia"/>
-          <w:bCs/>
-          <w:szCs w:val="28"/>
-        </w:rPr>
-        <w:t>物喻人，托物言志，巧借</w:t>
-      </w:r>
-      <w:proofErr w:type="gramEnd"/>
-      <w:r>
-        <w:rPr>
-          <w:rFonts w:hint="eastAsia"/>
-          <w:bCs/>
-          <w:szCs w:val="28"/>
-        </w:rPr>
-        <w:t>飽受摧殘、</w:t>
-      </w:r>
-      <w:proofErr w:type="gramStart"/>
-      <w:r>
-        <w:rPr>
-          <w:rFonts w:hint="eastAsia"/>
-          <w:bCs/>
-          <w:szCs w:val="28"/>
-        </w:rPr>
-        <w:t>花粉猶香的</w:t>
-      </w:r>
-      <w:proofErr w:type="gramEnd"/>
-      <w:r>
-        <w:rPr>
-          <w:rFonts w:hint="eastAsia"/>
-          <w:bCs/>
-          <w:szCs w:val="28"/>
-        </w:rPr>
-        <w:t>梅花，比喻自己雖終生坎坷，絕不媚俗的忠貞，這也正像他在</w:t>
-      </w:r>
-      <w:proofErr w:type="gramStart"/>
-      <w:r>
-        <w:rPr>
-          <w:rFonts w:hint="eastAsia"/>
-          <w:bCs/>
-          <w:szCs w:val="28"/>
-        </w:rPr>
-        <w:t>一首詠梅詩</w:t>
-      </w:r>
-      <w:proofErr w:type="gramEnd"/>
-      <w:r>
-        <w:rPr>
-          <w:rFonts w:hint="eastAsia"/>
-          <w:bCs/>
-          <w:szCs w:val="28"/>
-        </w:rPr>
-        <w:t>中所寫的“</w:t>
-      </w:r>
-      <w:hyperlink r:id="rId12" w:history="1">
-        <w:r>
-          <w:rPr>
-            <w:rStyle w:val="a8"/>
-            <w:rFonts w:hint="eastAsia"/>
-            <w:bCs/>
-            <w:szCs w:val="28"/>
-          </w:rPr>
-          <w:t>過時自合飄零去，恥向東君更氣</w:t>
-        </w:r>
-        <w:proofErr w:type="gramStart"/>
-        <w:r>
-          <w:rPr>
-            <w:rStyle w:val="a8"/>
-            <w:rFonts w:hint="eastAsia"/>
-            <w:bCs/>
-            <w:szCs w:val="28"/>
-          </w:rPr>
-          <w:t>憐</w:t>
-        </w:r>
-        <w:proofErr w:type="gramEnd"/>
-      </w:hyperlink>
-      <w:r>
-        <w:rPr>
-          <w:rFonts w:hint="eastAsia"/>
-          <w:bCs/>
-          <w:szCs w:val="28"/>
-        </w:rPr>
-        <w:t>”。</w:t>
-      </w:r>
-      <w:r>
-        <w:rPr>
-          <w:rFonts w:hint="eastAsia"/>
-          <w:bCs/>
-          <w:szCs w:val="28"/>
-          <w:u w:val="single"/>
-        </w:rPr>
-        <w:t>陸游</w:t>
-      </w:r>
-      <w:r>
-        <w:rPr>
-          <w:rFonts w:hint="eastAsia"/>
-          <w:bCs/>
-          <w:szCs w:val="28"/>
-        </w:rPr>
-        <w:t>以他飽滿的愛國熱情，譜寫了一曲</w:t>
-      </w:r>
-      <w:proofErr w:type="gramStart"/>
-      <w:r>
-        <w:rPr>
-          <w:rFonts w:hint="eastAsia"/>
-          <w:bCs/>
-          <w:szCs w:val="28"/>
-        </w:rPr>
-        <w:t>曲</w:t>
-      </w:r>
-      <w:proofErr w:type="gramEnd"/>
-      <w:r>
-        <w:rPr>
-          <w:rFonts w:hint="eastAsia"/>
-          <w:bCs/>
-          <w:szCs w:val="28"/>
-        </w:rPr>
-        <w:t>愛國主義詩篇，激勵著一代又一代</w:t>
-      </w:r>
-      <w:r>
-        <w:rPr>
-          <w:rFonts w:hint="eastAsia"/>
-          <w:bCs/>
-          <w:szCs w:val="28"/>
-        </w:rPr>
-        <w:t>的</w:t>
-      </w:r>
-      <w:r>
-        <w:rPr>
-          <w:rFonts w:hint="eastAsia"/>
-          <w:bCs/>
-          <w:szCs w:val="28"/>
-        </w:rPr>
-        <w:t>人，真可謂“</w:t>
-      </w:r>
-      <w:hyperlink r:id="rId13" w:history="1">
-        <w:r>
-          <w:rPr>
-            <w:rStyle w:val="a8"/>
-            <w:rFonts w:hint="eastAsia"/>
-            <w:bCs/>
-            <w:szCs w:val="28"/>
-          </w:rPr>
-          <w:t>雙鬢多年作雪，寸心至死如丹</w:t>
-        </w:r>
-      </w:hyperlink>
-      <w:r>
-        <w:rPr>
-          <w:rFonts w:hint="eastAsia"/>
-          <w:bCs/>
-          <w:szCs w:val="28"/>
-        </w:rPr>
-        <w:t>”。</w:t>
-      </w:r>
-    </w:p>
-    <w:p>
-      <w:pPr>
-        <w:spacing w:after="0" w:line="400" w:lineRule="exact"/>
-        <w:ind w:left="-6" w:right="0" w:hanging="11"/>
-        <w:rPr>
-          <w:bCs/>
-          <w:spacing w:val="-6"/>
-          <w:szCs w:val="28"/>
-        </w:rPr>
-      </w:pPr>
-      <w:r>
-        <w:rPr>
-          <w:rFonts w:hint="eastAsia"/>
-          <w:bCs/>
-          <w:spacing w:val="-6"/>
-          <w:szCs w:val="28"/>
-        </w:rPr>
-        <w:t>(資料來源：</w:t>
-      </w:r>
-      <w:hyperlink r:id="rId14" w:history="1">
-        <w:r>
-          <w:rPr>
-            <w:rStyle w:val="a8"/>
-            <w:bCs/>
-            <w:spacing w:val="-6"/>
-            <w:szCs w:val="28"/>
-          </w:rPr>
-          <w:t>https://www.arteducation.com.tw/shiwenv_2523dc7baa84.html</w:t>
-        </w:r>
-      </w:hyperlink>
-      <w:r>
-        <w:rPr>
-          <w:bCs/>
-          <w:spacing w:val="-6"/>
-          <w:szCs w:val="28"/>
-        </w:rPr>
-        <w:t xml:space="preserve"> </w:t>
-      </w:r>
-      <w:hyperlink r:id="rId15" w:history="1"/>
-      <w:hyperlink r:id="rId16" w:history="1"/>
-      <w:hyperlink r:id="rId17" w:history="1"/>
-      <w:r>
-        <w:rPr>
-          <w:rFonts w:hint="eastAsia"/>
-          <w:bCs/>
-          <w:spacing w:val="-6"/>
-          <w:szCs w:val="28"/>
-        </w:rPr>
-        <w:t>)</w:t>
-      </w:r>
-    </w:p>
-    <w:p>
-      <w:pPr>
         <w:spacing w:beforeLines="50" w:before="120" w:after="0" w:line="480" w:lineRule="exact"/>
         <w:ind w:left="-6" w:right="0" w:hanging="11"/>
         <w:rPr>
-          <w:rFonts w:hint="eastAsia"/>
           <w:bCs/>
           <w:sz w:val="32"/>
           <w:szCs w:val="32"/>
@@ -2752,18 +1071,18 @@
           <w:numId w:val="1"/>
         </w:numPr>
         <w:spacing w:after="0" w:line="380" w:lineRule="exact"/>
-        <w:ind w:leftChars="0" w:right="0" w:hanging="482"/>
-        <w:rPr>
-          <w:szCs w:val="28"/>
-        </w:rPr>
-      </w:pPr>
-      <w:r>
-        <w:rPr>
-          <w:rFonts w:hint="eastAsia"/>
+        <w:ind w:leftChars="0" w:left="284" w:right="0" w:hanging="286"/>
+        <w:jc w:val="both"/>
+        <w:rPr>
+          <w:szCs w:val="28"/>
+        </w:rPr>
+      </w:pPr>
+      <w:r>
+        <w:rPr>
           <w:bCs/>
           <w:szCs w:val="28"/>
         </w:rPr>
-        <w:t>清幽絕俗</w:t>
+        <w:t>映襯</w:t>
       </w:r>
       <w:r>
         <w:rPr>
@@ -2775,27 +1094,10 @@
       </w:r>
       <w:r>
         <w:rPr>
-          <w:rFonts w:hint="eastAsia"/>
           <w:bCs/>
           <w:szCs w:val="28"/>
         </w:rPr>
-        <w:t>清靜幽雅</w:t>
-      </w:r>
-      <w:r>
-        <w:rPr>
-          <w:rFonts w:hint="eastAsia"/>
-          <w:bCs/>
-          <w:szCs w:val="28"/>
-        </w:rPr>
-        <w:t>、</w:t>
-      </w:r>
-      <w:r>
-        <w:rPr>
-          <w:rFonts w:hint="eastAsia"/>
-          <w:bCs/>
-          <w:szCs w:val="28"/>
-        </w:rPr>
-        <w:t>超越塵俗。</w:t>
+        <w:t>修辭手法之一。把兩種不同的、相反的觀念或人事物，對立並列地描寫出來，使彼此互為襯托，形成鮮明對比。透過強烈的對比（如梅花的孤清與百花的爭豔），使事物的特徵更加鮮明，加深讀者的印象。</w:t>
       </w:r>
     </w:p>
     <w:p>
@@ -2806,96 +1108,59 @@
           <w:numId w:val="1"/>
         </w:numPr>
         <w:spacing w:after="0" w:line="380" w:lineRule="exact"/>
-        <w:ind w:leftChars="0" w:right="0" w:hanging="482"/>
-        <w:rPr>
-          <w:szCs w:val="28"/>
-        </w:rPr>
-      </w:pPr>
-      <w:r>
-        <w:rPr>
-          <w:rFonts w:hint="eastAsia"/>
-          <w:bCs/>
-          <w:szCs w:val="28"/>
-        </w:rPr>
-        <w:t>阿</w:t>
-      </w:r>
-      <w:r>
-        <w:rPr>
-          <w:rFonts w:hint="eastAsia"/>
-          <w:bCs/>
-          <w:szCs w:val="28"/>
-        </w:rPr>
-        <w:t>(</w:t>
-      </w:r>
-      <w:proofErr w:type="gramStart"/>
-      <w:r>
-        <w:rPr>
-          <w:rFonts w:hint="eastAsia"/>
-          <w:bCs/>
-          <w:color w:val="FF0000"/>
+        <w:ind w:leftChars="0" w:left="284" w:right="0" w:hanging="286"/>
+        <w:jc w:val="both"/>
+        <w:rPr>
+          <w:szCs w:val="28"/>
+        </w:rPr>
+      </w:pPr>
+      <w:r>
+        <w:rPr>
+          <w:szCs w:val="28"/>
+        </w:rPr>
+        <w:t>汲</w:t>
+      </w:r>
+      <w:r>
+        <w:rPr>
+          <w:rFonts w:hint="eastAsia"/>
+          <w:szCs w:val="28"/>
+        </w:rPr>
+        <w:t>（</w:t>
+      </w:r>
+      <w:r>
+        <w:rPr>
+          <w:rFonts w:hint="eastAsia"/>
+          <w:color w:val="EE0000"/>
           <w:sz w:val="16"/>
           <w:szCs w:val="16"/>
         </w:rPr>
-        <w:t>ㄜ</w:t>
-      </w:r>
-      <w:proofErr w:type="gramEnd"/>
-      <w:r>
-        <w:rPr>
-          <w:rFonts w:hint="eastAsia"/>
-          <w:bCs/>
-          <w:szCs w:val="28"/>
-        </w:rPr>
-        <w:t>)</w:t>
-      </w:r>
-      <w:proofErr w:type="gramStart"/>
-      <w:r>
-        <w:rPr>
-          <w:rFonts w:hint="eastAsia"/>
-          <w:bCs/>
-          <w:szCs w:val="28"/>
-        </w:rPr>
-        <w:t>諛</w:t>
-      </w:r>
-      <w:proofErr w:type="gramEnd"/>
-      <w:r>
-        <w:rPr>
-          <w:rFonts w:hint="eastAsia"/>
-          <w:bCs/>
-          <w:szCs w:val="28"/>
-        </w:rPr>
-        <w:t>逢迎</w:t>
-      </w:r>
-      <w:r>
-        <w:rPr>
-          <w:rFonts w:hint="eastAsia"/>
-          <w:bCs/>
+        <w:t>ㄐㄧˊ</w:t>
+      </w:r>
+      <w:r>
+        <w:rPr>
+          <w:rFonts w:hint="eastAsia"/>
+          <w:szCs w:val="28"/>
+        </w:rPr>
+        <w:t>）</w:t>
+      </w:r>
+      <w:r>
+        <w:rPr>
+          <w:szCs w:val="28"/>
+        </w:rPr>
+        <w:t>汲營營</w:t>
+      </w:r>
+      <w:r>
+        <w:rPr>
+          <w:rFonts w:hint="eastAsia"/>
           <w:szCs w:val="28"/>
         </w:rPr>
         <w:t>：</w:t>
       </w:r>
       <w:r>
         <w:rPr>
-          <w:rFonts w:hint="eastAsia"/>
-          <w:bCs/>
-          <w:szCs w:val="28"/>
-        </w:rPr>
-        <w:t>曲意奉承，討好他人。</w:t>
-      </w:r>
-      <w:r>
-        <w:rPr>
-          <w:rFonts w:hint="eastAsia"/>
-          <w:bCs/>
-          <w:szCs w:val="28"/>
-        </w:rPr>
-        <w:t>曲意：</w:t>
-      </w:r>
-      <w:r>
-        <w:rPr>
-          <w:rFonts w:hint="eastAsia"/>
-          <w:bCs/>
-          <w:szCs w:val="28"/>
-        </w:rPr>
-        <w:t>違反己意，去遷就他人。</w:t>
+          <w:szCs w:val="28"/>
+        </w:rPr>
+        <w:t>形容心情急切、四處奔走，拼命追求名利與私利。描繪世人為了爭取權勢或利益而盲目追逐的樣貌，與詞中梅花「無意苦爭春」的淡泊形成對比。</w:t>
       </w:r>
     </w:p>
     <w:p>
@@ -2906,68 +1171,18 @@
           <w:numId w:val="1"/>
         </w:numPr>
         <w:spacing w:after="0" w:line="380" w:lineRule="exact"/>
-        <w:ind w:leftChars="0" w:right="0" w:hanging="482"/>
-        <w:rPr>
-          <w:szCs w:val="28"/>
-        </w:rPr>
-      </w:pPr>
-      <w:proofErr w:type="gramStart"/>
-      <w:r>
-        <w:rPr>
-          <w:rFonts w:hint="eastAsia"/>
-          <w:szCs w:val="28"/>
-        </w:rPr>
-        <w:t>讒</w:t>
-      </w:r>
-      <w:proofErr w:type="gramEnd"/>
-      <w:r>
-        <w:rPr>
-          <w:rFonts w:hint="eastAsia"/>
-          <w:szCs w:val="28"/>
-        </w:rPr>
-        <w:t>(</w:t>
-      </w:r>
-      <w:proofErr w:type="gramStart"/>
-      <w:r>
-        <w:rPr>
-          <w:rFonts w:hint="eastAsia"/>
-          <w:color w:val="FF0000"/>
-          <w:sz w:val="16"/>
-          <w:szCs w:val="16"/>
-        </w:rPr>
-        <w:t>ㄔㄢˊ</w:t>
-      </w:r>
-      <w:proofErr w:type="gramEnd"/>
-      <w:r>
-        <w:rPr>
-          <w:rFonts w:hint="eastAsia"/>
-          <w:szCs w:val="28"/>
-        </w:rPr>
-        <w:t>)</w:t>
-      </w:r>
-      <w:r>
-        <w:rPr>
-          <w:rFonts w:hint="eastAsia"/>
-          <w:szCs w:val="28"/>
-        </w:rPr>
-        <w:t>毀</w:t>
-      </w:r>
-      <w:r>
-        <w:rPr>
-          <w:rFonts w:hint="eastAsia"/>
-          <w:szCs w:val="28"/>
-        </w:rPr>
-        <w:t>：毀謗。</w:t>
-      </w:r>
-      <w:proofErr w:type="gramStart"/>
-      <w:r>
-        <w:rPr>
-          <w:rFonts w:hint="eastAsia"/>
-          <w:szCs w:val="28"/>
-        </w:rPr>
-        <w:t>讒</w:t>
-      </w:r>
-      <w:proofErr w:type="gramEnd"/>
+        <w:ind w:leftChars="0" w:left="284" w:right="0" w:hanging="286"/>
+        <w:jc w:val="both"/>
+        <w:rPr>
+          <w:szCs w:val="28"/>
+        </w:rPr>
+      </w:pPr>
+      <w:r>
+        <w:rPr>
+          <w:szCs w:val="28"/>
+        </w:rPr>
+        <w:t>反襯</w:t>
+      </w:r>
       <w:r>
         <w:rPr>
           <w:rFonts w:hint="eastAsia"/>
@@ -2977,10 +1192,9 @@
       </w:r>
       <w:r>
         <w:rPr>
-          <w:rFonts w:hint="eastAsia"/>
-          <w:szCs w:val="28"/>
-        </w:rPr>
-        <w:t>說別人壞話，中傷他人。</w:t>
+          <w:szCs w:val="28"/>
+        </w:rPr>
+        <w:t>映襯的一種。利用一種較為對立的事物（或背景）來烘托主題，使主要事物的特質更加突顯。例如以群芳的豔麗與爭春，反襯出梅花清高孤傲、不與世俗同流合污的特質。</w:t>
       </w:r>
     </w:p>
     <w:p>
@@ -2991,140 +1205,30 @@
           <w:numId w:val="1"/>
         </w:numPr>
         <w:spacing w:after="0" w:line="380" w:lineRule="exact"/>
-        <w:ind w:leftChars="0" w:right="0" w:hanging="482"/>
-        <w:rPr>
-          <w:szCs w:val="28"/>
-        </w:rPr>
-      </w:pPr>
-      <w:proofErr w:type="gramStart"/>
-      <w:r>
-        <w:rPr>
-          <w:rFonts w:hint="eastAsia"/>
-          <w:color w:val="0F0F0F"/>
-          <w:szCs w:val="28"/>
-        </w:rPr>
-        <w:t>崚嶒</w:t>
-      </w:r>
-      <w:proofErr w:type="gramEnd"/>
-      <w:r>
-        <w:rPr>
-          <w:rFonts w:hint="eastAsia"/>
-          <w:color w:val="0F0F0F"/>
-          <w:szCs w:val="28"/>
-        </w:rPr>
-        <w:t>(</w:t>
-      </w:r>
-      <w:proofErr w:type="gramStart"/>
-      <w:r>
-        <w:rPr>
-          <w:rFonts w:hint="eastAsia"/>
-          <w:color w:val="FF0000"/>
-          <w:sz w:val="16"/>
-          <w:szCs w:val="16"/>
-        </w:rPr>
-        <w:t>ㄌㄥ</w:t>
-      </w:r>
-      <w:r>
-        <w:rPr>
-          <w:rFonts w:hint="eastAsia"/>
-          <w:color w:val="FF0000"/>
-          <w:sz w:val="16"/>
-          <w:szCs w:val="16"/>
-        </w:rPr>
-        <w:t>ˊ</w:t>
-      </w:r>
-      <w:proofErr w:type="gramEnd"/>
-      <w:r>
-        <w:rPr>
-          <w:rFonts w:hint="eastAsia"/>
-          <w:color w:val="FF0000"/>
-          <w:sz w:val="16"/>
-          <w:szCs w:val="16"/>
-        </w:rPr>
-        <w:t xml:space="preserve"> </w:t>
-      </w:r>
-      <w:proofErr w:type="gramStart"/>
-      <w:r>
-        <w:rPr>
-          <w:rFonts w:hint="eastAsia"/>
-          <w:color w:val="FF0000"/>
-          <w:sz w:val="16"/>
-          <w:szCs w:val="16"/>
-        </w:rPr>
-        <w:t>ㄘㄥ</w:t>
-      </w:r>
-      <w:r>
-        <w:rPr>
-          <w:rFonts w:hint="eastAsia"/>
-          <w:color w:val="FF0000"/>
-          <w:sz w:val="16"/>
-          <w:szCs w:val="16"/>
-        </w:rPr>
-        <w:t>ˊ</w:t>
-      </w:r>
-      <w:proofErr w:type="gramEnd"/>
-      <w:r>
-        <w:rPr>
-          <w:rFonts w:hint="eastAsia"/>
-          <w:color w:val="0F0F0F"/>
-          <w:szCs w:val="28"/>
-        </w:rPr>
-        <w:t>)</w:t>
-      </w:r>
-    </w:p>
-    <w:p>
-      <w:pPr>
-        <w:pStyle w:val="aa"/>
-        <w:numPr>
-          <w:ilvl w:val="0"/>
-          <w:numId w:val="34"/>
-        </w:numPr>
-        <w:spacing w:after="0" w:line="380" w:lineRule="exact"/>
-        <w:ind w:leftChars="0" w:right="0" w:hanging="482"/>
-        <w:rPr>
-          <w:szCs w:val="28"/>
-        </w:rPr>
-      </w:pPr>
-      <w:r>
-        <w:rPr>
-          <w:rFonts w:hint="eastAsia"/>
-          <w:szCs w:val="28"/>
-        </w:rPr>
-        <w:t>山勢高峻重疊。</w:t>
-      </w:r>
-    </w:p>
-    <w:p>
-      <w:pPr>
-        <w:pStyle w:val="aa"/>
-        <w:numPr>
-          <w:ilvl w:val="0"/>
-          <w:numId w:val="34"/>
-        </w:numPr>
-        <w:spacing w:after="0" w:line="380" w:lineRule="exact"/>
-        <w:ind w:leftChars="0" w:right="0" w:hanging="482"/>
-        <w:rPr>
-          <w:szCs w:val="28"/>
-        </w:rPr>
-      </w:pPr>
-      <w:r>
-        <w:rPr>
-          <w:szCs w:val="28"/>
-        </w:rPr>
-        <w:t>形容人性情剛直、堅貞不屈。如：「傲骨</w:t>
-      </w:r>
-      <w:proofErr w:type="gramStart"/>
-      <w:r>
-        <w:rPr>
-          <w:szCs w:val="28"/>
-        </w:rPr>
-        <w:t>崚嶒</w:t>
-      </w:r>
-      <w:proofErr w:type="gramEnd"/>
-      <w:r>
-        <w:rPr>
-          <w:szCs w:val="28"/>
-        </w:rPr>
-        <w:t>」。</w:t>
+        <w:ind w:leftChars="0" w:left="284" w:right="0" w:hanging="286"/>
+        <w:jc w:val="both"/>
+        <w:rPr>
+          <w:szCs w:val="28"/>
+        </w:rPr>
+      </w:pPr>
+      <w:r>
+        <w:rPr>
+          <w:szCs w:val="28"/>
+        </w:rPr>
+        <w:t>趨炎附勢</w:t>
+      </w:r>
+      <w:r>
+        <w:rPr>
+          <w:rFonts w:hint="eastAsia"/>
+          <w:szCs w:val="28"/>
+        </w:rPr>
+        <w:t>：</w:t>
+      </w:r>
+      <w:r>
+        <w:rPr>
+          <w:szCs w:val="28"/>
+        </w:rPr>
+        <w:t>奉承、依附權勢顯赫之人。諷刺官場中那些看風轉舵、巴結權貴的小人行為，藉此對照出詩人與梅花不改初衷的風骨。</w:t>
       </w:r>
     </w:p>
     <w:p>
@@ -3135,33 +1239,232 @@
           <w:numId w:val="1"/>
         </w:numPr>
         <w:spacing w:after="0" w:line="380" w:lineRule="exact"/>
-        <w:ind w:leftChars="0" w:right="0" w:hanging="482"/>
-      </w:pPr>
-      <w:proofErr w:type="gramStart"/>
-      <w:r>
-        <w:rPr>
-          <w:rFonts w:hint="eastAsia"/>
-        </w:rPr>
-        <w:t>扛鼎</w:t>
-      </w:r>
-      <w:r>
-        <w:rPr>
-          <w:rFonts w:hint="eastAsia"/>
+        <w:ind w:leftChars="0" w:left="284" w:right="0" w:hanging="286"/>
+        <w:jc w:val="both"/>
+        <w:rPr>
+          <w:szCs w:val="28"/>
+        </w:rPr>
+      </w:pPr>
+      <w:r>
+        <w:rPr>
+          <w:szCs w:val="28"/>
+        </w:rPr>
+        <w:t>傲骨錚</w:t>
+      </w:r>
+      <w:r>
+        <w:rPr>
+          <w:rFonts w:hint="eastAsia"/>
+          <w:szCs w:val="28"/>
+        </w:rPr>
+        <w:t>（</w:t>
+      </w:r>
+      <w:r>
+        <w:rPr>
+          <w:rFonts w:hint="eastAsia"/>
+          <w:color w:val="EE0000"/>
+          <w:sz w:val="16"/>
+          <w:szCs w:val="16"/>
+        </w:rPr>
+        <w:t>ㄓㄥ</w:t>
+      </w:r>
+      <w:r>
+        <w:rPr>
+          <w:rFonts w:hint="eastAsia"/>
+          <w:szCs w:val="28"/>
+        </w:rPr>
+        <w:t>）</w:t>
+      </w:r>
+      <w:r>
+        <w:rPr>
+          <w:szCs w:val="28"/>
+        </w:rPr>
+        <w:t>錚</w:t>
+      </w:r>
+      <w:r>
+        <w:rPr>
+          <w:rFonts w:hint="eastAsia"/>
+          <w:szCs w:val="28"/>
         </w:rPr>
         <w:t>：</w:t>
       </w:r>
       <w:r>
         <w:rPr>
-          <w:rFonts w:hint="eastAsia"/>
-        </w:rPr>
-        <w:t>舉鼎。</w:t>
-      </w:r>
-      <w:proofErr w:type="gramEnd"/>
-      <w:r>
-        <w:rPr>
-          <w:rFonts w:hint="eastAsia"/>
-        </w:rPr>
-        <w:t>形容力氣很大。</w:t>
+          <w:szCs w:val="28"/>
+        </w:rPr>
+        <w:t>形容性格剛強、高傲，不肯向權勢屈服，骨氣十足。具體形容陸游不畏強權、堅持愛國主張的高尚人格，以及梅花頂風冒雪、不肯妥協的氣節。</w:t>
+      </w:r>
+    </w:p>
+    <w:p>
+      <w:pPr>
+        <w:pStyle w:val="aa"/>
+        <w:numPr>
+          <w:ilvl w:val="0"/>
+          <w:numId w:val="1"/>
+        </w:numPr>
+        <w:spacing w:after="0" w:line="380" w:lineRule="exact"/>
+        <w:ind w:leftChars="0" w:left="284" w:right="0" w:hanging="286"/>
+        <w:jc w:val="both"/>
+        <w:rPr>
+          <w:szCs w:val="28"/>
+        </w:rPr>
+      </w:pPr>
+      <w:r>
+        <w:rPr>
+          <w:szCs w:val="28"/>
+        </w:rPr>
+        <w:t>超然物外</w:t>
+      </w:r>
+      <w:r>
+        <w:rPr>
+          <w:rFonts w:hint="eastAsia"/>
+          <w:szCs w:val="28"/>
+        </w:rPr>
+        <w:t>：</w:t>
+      </w:r>
+      <w:r>
+        <w:rPr>
+          <w:szCs w:val="28"/>
+        </w:rPr>
+        <w:t>超越世俗名利之外，不為世俗的繁雜與功利所牽絆。表現出梅花不與百花爭權奪利、看淡世俗紛擾的高雅心境。</w:t>
+      </w:r>
+    </w:p>
+    <w:p>
+      <w:pPr>
+        <w:pStyle w:val="aa"/>
+        <w:numPr>
+          <w:ilvl w:val="0"/>
+          <w:numId w:val="1"/>
+        </w:numPr>
+        <w:spacing w:after="0" w:line="380" w:lineRule="exact"/>
+        <w:ind w:leftChars="0" w:left="284" w:right="0" w:hanging="286"/>
+        <w:jc w:val="both"/>
+        <w:rPr>
+          <w:szCs w:val="28"/>
+        </w:rPr>
+      </w:pPr>
+      <w:r>
+        <w:rPr>
+          <w:szCs w:val="28"/>
+        </w:rPr>
+        <w:t>聽</w:t>
+      </w:r>
+      <w:r>
+        <w:rPr>
+          <w:rFonts w:hint="eastAsia"/>
+          <w:szCs w:val="28"/>
+        </w:rPr>
+        <w:t>（</w:t>
+      </w:r>
+      <w:r>
+        <w:rPr>
+          <w:rFonts w:hint="eastAsia"/>
+          <w:color w:val="EE0000"/>
+          <w:sz w:val="16"/>
+          <w:szCs w:val="16"/>
+        </w:rPr>
+        <w:t>ㄊ一ㄥˋ</w:t>
+      </w:r>
+      <w:r>
+        <w:rPr>
+          <w:rFonts w:hint="eastAsia"/>
+          <w:szCs w:val="28"/>
+        </w:rPr>
+        <w:t>）</w:t>
+      </w:r>
+      <w:r>
+        <w:rPr>
+          <w:szCs w:val="28"/>
+        </w:rPr>
+        <w:t>之任之</w:t>
+      </w:r>
+      <w:r>
+        <w:rPr>
+          <w:rFonts w:hint="eastAsia"/>
+          <w:szCs w:val="28"/>
+        </w:rPr>
+        <w:t>：</w:t>
+      </w:r>
+      <w:r>
+        <w:rPr>
+          <w:szCs w:val="28"/>
+        </w:rPr>
+        <w:t>對人事物採取不干涉、隨其自然的態度，任由其發展。對應詞中的「一任群芳妒」，展現出梅花對於旁人的嫉妒與攻擊毫不在意、豁達灑脫的態度。</w:t>
+      </w:r>
+    </w:p>
+    <w:p>
+      <w:pPr>
+        <w:pStyle w:val="aa"/>
+        <w:numPr>
+          <w:ilvl w:val="0"/>
+          <w:numId w:val="1"/>
+        </w:numPr>
+        <w:spacing w:after="0" w:line="380" w:lineRule="exact"/>
+        <w:ind w:leftChars="0" w:left="284" w:right="0" w:hanging="286"/>
+        <w:jc w:val="both"/>
+        <w:rPr>
+          <w:szCs w:val="28"/>
+        </w:rPr>
+      </w:pPr>
+      <w:r>
+        <w:rPr>
+          <w:szCs w:val="28"/>
+        </w:rPr>
+        <w:t>折射</w:t>
+      </w:r>
+      <w:r>
+        <w:rPr>
+          <w:rFonts w:hint="eastAsia"/>
+          <w:szCs w:val="28"/>
+        </w:rPr>
+        <w:t>：</w:t>
+      </w:r>
+      <w:r>
+        <w:rPr>
+          <w:szCs w:val="28"/>
+        </w:rPr>
+        <w:t>本義指光線穿過不同介質時發生偏折；在文學引申義中，指透過某種現象或事物，間接顯現出內心的情感、思想或現實狀況。意指詞人描寫梅花的遭遇與品格，實際上是在折射自己宦海浮沉、遭受排擠卻始終忠貞的生命歷程。</w:t>
+      </w:r>
+    </w:p>
+    <w:p>
+      <w:pPr>
+        <w:pStyle w:val="aa"/>
+        <w:numPr>
+          <w:ilvl w:val="0"/>
+          <w:numId w:val="1"/>
+        </w:numPr>
+        <w:spacing w:after="0" w:line="380" w:lineRule="exact"/>
+        <w:ind w:leftChars="0" w:left="284" w:right="0" w:hanging="286"/>
+        <w:jc w:val="both"/>
+        <w:rPr>
+          <w:rFonts w:hint="eastAsia"/>
+          <w:szCs w:val="28"/>
+        </w:rPr>
+      </w:pPr>
+      <w:r>
+        <w:rPr>
+          <w:szCs w:val="28"/>
+        </w:rPr>
+        <w:t>冰清玉潔</w:t>
+      </w:r>
+      <w:r>
+        <w:rPr>
+          <w:rFonts w:hint="eastAsia"/>
+          <w:szCs w:val="28"/>
+        </w:rPr>
+        <w:t>：</w:t>
+      </w:r>
+      <w:r>
+        <w:rPr>
+          <w:rFonts w:hint="eastAsia"/>
+          <w:szCs w:val="28"/>
+        </w:rPr>
+        <w:t>比喻</w:t>
+      </w:r>
+      <w:r>
+        <w:rPr>
+          <w:szCs w:val="28"/>
+        </w:rPr>
+        <w:t>品行高潔、純潔，像冰雪一樣清澈，玉石一般潔白。用來讚美梅花不染纖塵、孤高自許的自然美，以及詩人一生清白正直的靈魂。</w:t>
       </w:r>
     </w:p>
     <w:sectPr>
@@ -3176,7 +1479,7 @@
 </file>
 
 <file path=word/endnotes.xml><?xml version="1.0" encoding="utf-8"?>
-<w:endnotes xmlns:wpc="http://schemas.microsoft.com/office/word/2010/wordprocessingCanvas" xmlns:cx="http://schemas.microsoft.com/office/drawing/2014/chartex" xmlns:cx1="http://schemas.microsoft.com/office/drawing/2015/9/8/chartex" xmlns:cx2="http://schemas.microsoft.com/office/drawing/2015/10/21/chartex" xmlns:cx3="http://schemas.microsoft.com/office/drawing/2016/5/9/chartex" xmlns:cx4="http://schemas.microsoft.com/office/drawing/2016/5/10/chartex" xmlns:cx5="http://schemas.microsoft.com/office/drawing/2016/5/11/chartex" xmlns:cx6="http://schemas.microsoft.com/office/drawing/2016/5/12/chartex" xmlns:cx7="http://schemas.microsoft.com/office/drawing/2016/5/13/chartex" xmlns:cx8="http://schemas.microsoft.com/office/drawing/2016/5/14/chartex" xmlns:mc="http://schemas.openxmlformats.org/markup-compatibility/2006" xmlns:aink="http://schemas.microsoft.com/office/drawing/2016/ink" xmlns:am3d="http://schemas.microsoft.com/office/drawing/2017/model3d" xmlns:o="urn:schemas-microsoft-com:office:office" xmlns:oel="http://schemas.microsoft.com/office/2019/extlst" xmlns:r="http://schemas.openxmlformats.org/officeDocument/2006/relationships" xmlns:m="http://schemas.openxmlformats.org/officeDocument/2006/math" xmlns:v="urn:schemas-microsoft-com:vml" xmlns:wp14="http://schemas.microsoft.com/office/word/2010/wordprocessingDrawing" xmlns:wp="http://schemas.openxmlformats.org/drawingml/2006/wordprocessingDrawing" xmlns:w10="urn:schemas-microsoft-com:office:word" xmlns:w="http://schemas.openxmlformats.org/wordprocessingml/2006/main" xmlns:w14="http://schemas.microsoft.com/office/word/2010/wordml" xmlns:w15="http://schemas.microsoft.com/office/word/2012/wordml" xmlns:w16cex="http://schemas.microsoft.com/office/word/2018/wordml/cex" xmlns:w16cid="http://schemas.microsoft.com/office/word/2016/wordml/cid" xmlns:w16="http://schemas.microsoft.com/office/word/2018/wordml" xmlns:w16du="http://schemas.microsoft.com/office/word/2023/wordml/word16du" xmlns:w16sdtdh="http://schemas.microsoft.com/office/word/2020/wordml/sdtdatahash" xmlns:w16se="http://schemas.microsoft.com/office/word/2015/wordml/symex" xmlns:wpg="http://schemas.microsoft.com/office/word/2010/wordprocessingGroup" xmlns:wpi="http://schemas.microsoft.com/office/word/2010/wordprocessingInk" xmlns:wne="http://schemas.microsoft.com/office/word/2006/wordml" xmlns:wps="http://schemas.microsoft.com/office/word/2010/wordprocessingShape" mc:Ignorable="w14 w15 w16se w16cid w16 w16cex w16sdtdh wp14">
+<w:endnotes xmlns:wpc="http://schemas.microsoft.com/office/word/2010/wordprocessingCanvas" xmlns:cx="http://schemas.microsoft.com/office/drawing/2014/chartex" xmlns:cx1="http://schemas.microsoft.com/office/drawing/2015/9/8/chartex" xmlns:cx2="http://schemas.microsoft.com/office/drawing/2015/10/21/chartex" xmlns:cx3="http://schemas.microsoft.com/office/drawing/2016/5/9/chartex" xmlns:cx4="http://schemas.microsoft.com/office/drawing/2016/5/10/chartex" xmlns:cx5="http://schemas.microsoft.com/office/drawing/2016/5/11/chartex" xmlns:cx6="http://schemas.microsoft.com/office/drawing/2016/5/12/chartex" xmlns:cx7="http://schemas.microsoft.com/office/drawing/2016/5/13/chartex" xmlns:cx8="http://schemas.microsoft.com/office/drawing/2016/5/14/chartex" xmlns:mc="http://schemas.openxmlformats.org/markup-compatibility/2006" xmlns:aink="http://schemas.microsoft.com/office/drawing/2016/ink" xmlns:am3d="http://schemas.microsoft.com/office/drawing/2017/model3d" xmlns:o="urn:schemas-microsoft-com:office:office" xmlns:oel="http://schemas.microsoft.com/office/2019/extlst" xmlns:r="http://schemas.openxmlformats.org/officeDocument/2006/relationships" xmlns:m="http://schemas.openxmlformats.org/officeDocument/2006/math" xmlns:v="urn:schemas-microsoft-com:vml" xmlns:wp14="http://schemas.microsoft.com/office/word/2010/wordprocessingDrawing" xmlns:wp="http://schemas.openxmlformats.org/drawingml/2006/wordprocessingDrawing" xmlns:w10="urn:schemas-microsoft-com:office:word" xmlns:w="http://schemas.openxmlformats.org/wordprocessingml/2006/main" xmlns:w14="http://schemas.microsoft.com/office/word/2010/wordml" xmlns:w15="http://schemas.microsoft.com/office/word/2012/wordml" xmlns:w16cex="http://schemas.microsoft.com/office/word/2018/wordml/cex" xmlns:w16cid="http://schemas.microsoft.com/office/word/2016/wordml/cid" xmlns:w16="http://schemas.microsoft.com/office/word/2018/wordml" xmlns:w16du="http://schemas.microsoft.com/office/word/2023/wordml/word16du" xmlns:w16sdtdh="http://schemas.microsoft.com/office/word/2020/wordml/sdtdatahash" xmlns:w16sdtfl="http://schemas.microsoft.com/office/word/2024/wordml/sdtformatlock" xmlns:w16se="http://schemas.microsoft.com/office/word/2015/wordml/symex" xmlns:wpg="http://schemas.microsoft.com/office/word/2010/wordprocessingGroup" xmlns:wpi="http://schemas.microsoft.com/office/word/2010/wordprocessingInk" xmlns:wne="http://schemas.microsoft.com/office/word/2006/wordml" xmlns:wps="http://schemas.microsoft.com/office/word/2010/wordprocessingShape" mc:Ignorable="w14 w15 w16se w16cid w16 w16cex w16sdtdh w16sdtfl w16du wp14">
   <w:endnote w:type="separator" w:id="-1">
     <w:p>
       <w:pPr>
@@ -3201,7 +1504,7 @@
 </file>
 
 <file path=word/footer1.xml><?xml version="1.0" encoding="utf-8"?>
-<w:ftr xmlns:wpc="http://schemas.microsoft.com/office/word/2010/wordprocessingCanvas" xmlns:cx="http://schemas.microsoft.com/office/drawing/2014/chartex" xmlns:cx1="http://schemas.microsoft.com/office/drawing/2015/9/8/chartex" xmlns:cx2="http://schemas.microsoft.com/office/drawing/2015/10/21/chartex" xmlns:cx3="http://schemas.microsoft.com/office/drawing/2016/5/9/chartex" xmlns:cx4="http://schemas.microsoft.com/office/drawing/2016/5/10/chartex" xmlns:cx5="http://schemas.microsoft.com/office/drawing/2016/5/11/chartex" xmlns:cx6="http://schemas.microsoft.com/office/drawing/2016/5/12/chartex" xmlns:cx7="http://schemas.microsoft.com/office/drawing/2016/5/13/chartex" xmlns:cx8="http://schemas.microsoft.com/office/drawing/2016/5/14/chartex" xmlns:mc="http://schemas.openxmlformats.org/markup-compatibility/2006" xmlns:aink="http://schemas.microsoft.com/office/drawing/2016/ink" xmlns:am3d="http://schemas.microsoft.com/office/drawing/2017/model3d" xmlns:o="urn:schemas-microsoft-com:office:office" xmlns:oel="http://schemas.microsoft.com/office/2019/extlst" xmlns:r="http://schemas.openxmlformats.org/officeDocument/2006/relationships" xmlns:m="http://schemas.openxmlformats.org/officeDocument/2006/math" xmlns:v="urn:schemas-microsoft-com:vml" xmlns:wp14="http://schemas.microsoft.com/office/word/2010/wordprocessingDrawing" xmlns:wp="http://schemas.openxmlformats.org/drawingml/2006/wordprocessingDrawing" xmlns:w10="urn:schemas-microsoft-com:office:word" xmlns:w="http://schemas.openxmlformats.org/wordprocessingml/2006/main" xmlns:w14="http://schemas.microsoft.com/office/word/2010/wordml" xmlns:w15="http://schemas.microsoft.com/office/word/2012/wordml" xmlns:w16cex="http://schemas.microsoft.com/office/word/2018/wordml/cex" xmlns:w16cid="http://schemas.microsoft.com/office/word/2016/wordml/cid" xmlns:w16="http://schemas.microsoft.com/office/word/2018/wordml" xmlns:w16du="http://schemas.microsoft.com/office/word/2023/wordml/word16du" xmlns:w16sdtdh="http://schemas.microsoft.com/office/word/2020/wordml/sdtdatahash" xmlns:w16se="http://schemas.microsoft.com/office/word/2015/wordml/symex" xmlns:wpg="http://schemas.microsoft.com/office/word/2010/wordprocessingGroup" xmlns:wpi="http://schemas.microsoft.com/office/word/2010/wordprocessingInk" xmlns:wne="http://schemas.microsoft.com/office/word/2006/wordml" xmlns:wps="http://schemas.microsoft.com/office/word/2010/wordprocessingShape" mc:Ignorable="w14 w15 w16se w16cid w16 w16cex w16sdtdh wp14">
+<w:ftr xmlns:wpc="http://schemas.microsoft.com/office/word/2010/wordprocessingCanvas" xmlns:cx="http://schemas.microsoft.com/office/drawing/2014/chartex" xmlns:cx1="http://schemas.microsoft.com/office/drawing/2015/9/8/chartex" xmlns:cx2="http://schemas.microsoft.com/office/drawing/2015/10/21/chartex" xmlns:cx3="http://schemas.microsoft.com/office/drawing/2016/5/9/chartex" xmlns:cx4="http://schemas.microsoft.com/office/drawing/2016/5/10/chartex" xmlns:cx5="http://schemas.microsoft.com/office/drawing/2016/5/11/chartex" xmlns:cx6="http://schemas.microsoft.com/office/drawing/2016/5/12/chartex" xmlns:cx7="http://schemas.microsoft.com/office/drawing/2016/5/13/chartex" xmlns:cx8="http://schemas.microsoft.com/office/drawing/2016/5/14/chartex" xmlns:mc="http://schemas.openxmlformats.org/markup-compatibility/2006" xmlns:aink="http://schemas.microsoft.com/office/drawing/2016/ink" xmlns:am3d="http://schemas.microsoft.com/office/drawing/2017/model3d" xmlns:o="urn:schemas-microsoft-com:office:office" xmlns:oel="http://schemas.microsoft.com/office/2019/extlst" xmlns:r="http://schemas.openxmlformats.org/officeDocument/2006/relationships" xmlns:m="http://schemas.openxmlformats.org/officeDocument/2006/math" xmlns:v="urn:schemas-microsoft-com:vml" xmlns:wp14="http://schemas.microsoft.com/office/word/2010/wordprocessingDrawing" xmlns:wp="http://schemas.openxmlformats.org/drawingml/2006/wordprocessingDrawing" xmlns:w10="urn:schemas-microsoft-com:office:word" xmlns:w="http://schemas.openxmlformats.org/wordprocessingml/2006/main" xmlns:w14="http://schemas.microsoft.com/office/word/2010/wordml" xmlns:w15="http://schemas.microsoft.com/office/word/2012/wordml" xmlns:w16cex="http://schemas.microsoft.com/office/word/2018/wordml/cex" xmlns:w16cid="http://schemas.microsoft.com/office/word/2016/wordml/cid" xmlns:w16="http://schemas.microsoft.com/office/word/2018/wordml" xmlns:w16du="http://schemas.microsoft.com/office/word/2023/wordml/word16du" xmlns:w16sdtdh="http://schemas.microsoft.com/office/word/2020/wordml/sdtdatahash" xmlns:w16sdtfl="http://schemas.microsoft.com/office/word/2024/wordml/sdtformatlock" xmlns:w16se="http://schemas.microsoft.com/office/word/2015/wordml/symex" xmlns:wpg="http://schemas.microsoft.com/office/word/2010/wordprocessingGroup" xmlns:wpi="http://schemas.microsoft.com/office/word/2010/wordprocessingInk" xmlns:wne="http://schemas.microsoft.com/office/word/2006/wordml" xmlns:wps="http://schemas.microsoft.com/office/word/2010/wordprocessingShape" mc:Ignorable="w14 w15 w16se w16cid w16 w16cex w16sdtdh w16sdtfl w16du wp14">
   <w:sdt>
     <w:sdtPr>
       <w:id w:val="1495451635"/>
@@ -3214,6 +1517,7 @@
       <w:p>
         <w:pPr>
           <w:pStyle w:val="a6"/>
+          <w:ind w:right="-1"/>
           <w:jc w:val="right"/>
         </w:pPr>
         <w:r>
@@ -3264,7 +1568,7 @@
 </file>
 
 <file path=word/footnotes.xml><?xml version="1.0" encoding="utf-8"?>
-<w:footnotes xmlns:wpc="http://schemas.microsoft.com/office/word/2010/wordprocessingCanvas" xmlns:cx="http://schemas.microsoft.com/office/drawing/2014/chartex" xmlns:cx1="http://schemas.microsoft.com/office/drawing/2015/9/8/chartex" xmlns:cx2="http://schemas.microsoft.com/office/drawing/2015/10/21/chartex" xmlns:cx3="http://schemas.microsoft.com/office/drawing/2016/5/9/chartex" xmlns:cx4="http://schemas.microsoft.com/office/drawing/2016/5/10/chartex" xmlns:cx5="http://schemas.microsoft.com/office/drawing/2016/5/11/chartex" xmlns:cx6="http://schemas.microsoft.com/office/drawing/2016/5/12/chartex" xmlns:cx7="http://schemas.microsoft.com/office/drawing/2016/5/13/chartex" xmlns:cx8="http://schemas.microsoft.com/office/drawing/2016/5/14/chartex" xmlns:mc="http://schemas.openxmlformats.org/markup-compatibility/2006" xmlns:aink="http://schemas.microsoft.com/office/drawing/2016/ink" xmlns:am3d="http://schemas.microsoft.com/office/drawing/2017/model3d" xmlns:o="urn:schemas-microsoft-com:office:office" xmlns:oel="http://schemas.microsoft.com/office/2019/extlst" xmlns:r="http://schemas.openxmlformats.org/officeDocument/2006/relationships" xmlns:m="http://schemas.openxmlformats.org/officeDocument/2006/math" xmlns:v="urn:schemas-microsoft-com:vml" xmlns:wp14="http://schemas.microsoft.com/office/word/2010/wordprocessingDrawing" xmlns:wp="http://schemas.openxmlformats.org/drawingml/2006/wordprocessingDrawing" xmlns:w10="urn:schemas-microsoft-com:office:word" xmlns:w="http://schemas.openxmlformats.org/wordprocessingml/2006/main" xmlns:w14="http://schemas.microsoft.com/office/word/2010/wordml" xmlns:w15="http://schemas.microsoft.com/office/word/2012/wordml" xmlns:w16cex="http://schemas.microsoft.com/office/word/2018/wordml/cex" xmlns:w16cid="http://schemas.microsoft.com/office/word/2016/wordml/cid" xmlns:w16="http://schemas.microsoft.com/office/word/2018/wordml" xmlns:w16du="http://schemas.microsoft.com/office/word/2023/wordml/word16du" xmlns:w16sdtdh="http://schemas.microsoft.com/office/word/2020/wordml/sdtdatahash" xmlns:w16se="http://schemas.microsoft.com/office/word/2015/wordml/symex" xmlns:wpg="http://schemas.microsoft.com/office/word/2010/wordprocessingGroup" xmlns:wpi="http://schemas.microsoft.com/office/word/2010/wordprocessingInk" xmlns:wne="http://schemas.microsoft.com/office/word/2006/wordml" xmlns:wps="http://schemas.microsoft.com/office/word/2010/wordprocessingShape" mc:Ignorable="w14 w15 w16se w16cid w16 w16cex w16sdtdh wp14">
+<w:footnotes xmlns:wpc="http://schemas.microsoft.com/office/word/2010/wordprocessingCanvas" xmlns:cx="http://schemas.microsoft.com/office/drawing/2014/chartex" xmlns:cx1="http://schemas.microsoft.com/office/drawing/2015/9/8/chartex" xmlns:cx2="http://schemas.microsoft.com/office/drawing/2015/10/21/chartex" xmlns:cx3="http://schemas.microsoft.com/office/drawing/2016/5/9/chartex" xmlns:cx4="http://schemas.microsoft.com/office/drawing/2016/5/10/chartex" xmlns:cx5="http://schemas.microsoft.com/office/drawing/2016/5/11/chartex" xmlns:cx6="http://schemas.microsoft.com/office/drawing/2016/5/12/chartex" xmlns:cx7="http://schemas.microsoft.com/office/drawing/2016/5/13/chartex" xmlns:cx8="http://schemas.microsoft.com/office/drawing/2016/5/14/chartex" xmlns:mc="http://schemas.openxmlformats.org/markup-compatibility/2006" xmlns:aink="http://schemas.microsoft.com/office/drawing/2016/ink" xmlns:am3d="http://schemas.microsoft.com/office/drawing/2017/model3d" xmlns:o="urn:schemas-microsoft-com:office:office" xmlns:oel="http://schemas.microsoft.com/office/2019/extlst" xmlns:r="http://schemas.openxmlformats.org/officeDocument/2006/relationships" xmlns:m="http://schemas.openxmlformats.org/officeDocument/2006/math" xmlns:v="urn:schemas-microsoft-com:vml" xmlns:wp14="http://schemas.microsoft.com/office/word/2010/wordprocessingDrawing" xmlns:wp="http://schemas.openxmlformats.org/drawingml/2006/wordprocessingDrawing" xmlns:w10="urn:schemas-microsoft-com:office:word" xmlns:w="http://schemas.openxmlformats.org/wordprocessingml/2006/main" xmlns:w14="http://schemas.microsoft.com/office/word/2010/wordml" xmlns:w15="http://schemas.microsoft.com/office/word/2012/wordml" xmlns:w16cex="http://schemas.microsoft.com/office/word/2018/wordml/cex" xmlns:w16cid="http://schemas.microsoft.com/office/word/2016/wordml/cid" xmlns:w16="http://schemas.microsoft.com/office/word/2018/wordml" xmlns:w16du="http://schemas.microsoft.com/office/word/2023/wordml/word16du" xmlns:w16sdtdh="http://schemas.microsoft.com/office/word/2020/wordml/sdtdatahash" xmlns:w16sdtfl="http://schemas.microsoft.com/office/word/2024/wordml/sdtformatlock" xmlns:w16se="http://schemas.microsoft.com/office/word/2015/wordml/symex" xmlns:wpg="http://schemas.microsoft.com/office/word/2010/wordprocessingGroup" xmlns:wpi="http://schemas.microsoft.com/office/word/2010/wordprocessingInk" xmlns:wne="http://schemas.microsoft.com/office/word/2006/wordml" xmlns:wps="http://schemas.microsoft.com/office/word/2010/wordprocessingShape" mc:Ignorable="w14 w15 w16se w16cid w16 w16cex w16sdtdh w16sdtfl w16du wp14">
   <w:footnote w:type="separator" w:id="-1">
     <w:p>
       <w:pPr>
@@ -3289,7 +1593,7 @@
 </file>
 
 <file path=word/numbering.xml><?xml version="1.0" encoding="utf-8"?>
-<w:numbering xmlns:wpc="http://schemas.microsoft.com/office/word/2010/wordprocessingCanvas" xmlns:cx="http://schemas.microsoft.com/office/drawing/2014/chartex" xmlns:cx1="http://schemas.microsoft.com/office/drawing/2015/9/8/chartex" xmlns:cx2="http://schemas.microsoft.com/office/drawing/2015/10/21/chartex" xmlns:cx3="http://schemas.microsoft.com/office/drawing/2016/5/9/chartex" xmlns:cx4="http://schemas.microsoft.com/office/drawing/2016/5/10/chartex" xmlns:cx5="http://schemas.microsoft.com/office/drawing/2016/5/11/chartex" xmlns:cx6="http://schemas.microsoft.com/office/drawing/2016/5/12/chartex" xmlns:cx7="http://schemas.microsoft.com/office/drawing/2016/5/13/chartex" xmlns:cx8="http://schemas.microsoft.com/office/drawing/2016/5/14/chartex" xmlns:mc="http://schemas.openxmlformats.org/markup-compatibility/2006" xmlns:aink="http://schemas.microsoft.com/office/drawing/2016/ink" xmlns:am3d="http://schemas.microsoft.com/office/drawing/2017/model3d" xmlns:o="urn:schemas-microsoft-com:office:office" xmlns:oel="http://schemas.microsoft.com/office/2019/extlst" xmlns:r="http://schemas.openxmlformats.org/officeDocument/2006/relationships" xmlns:m="http://schemas.openxmlformats.org/officeDocument/2006/math" xmlns:v="urn:schemas-microsoft-com:vml" xmlns:wp14="http://schemas.microsoft.com/office/word/2010/wordprocessingDrawing" xmlns:wp="http://schemas.openxmlformats.org/drawingml/2006/wordprocessingDrawing" xmlns:w10="urn:schemas-microsoft-com:office:word" xmlns:w="http://schemas.openxmlformats.org/wordprocessingml/2006/main" xmlns:w14="http://schemas.microsoft.com/office/word/2010/wordml" xmlns:w15="http://schemas.microsoft.com/office/word/2012/wordml" xmlns:w16cex="http://schemas.microsoft.com/office/word/2018/wordml/cex" xmlns:w16cid="http://schemas.microsoft.com/office/word/2016/wordml/cid" xmlns:w16="http://schemas.microsoft.com/office/word/2018/wordml" xmlns:w16du="http://schemas.microsoft.com/office/word/2023/wordml/word16du" xmlns:w16sdtdh="http://schemas.microsoft.com/office/word/2020/wordml/sdtdatahash" xmlns:w16se="http://schemas.microsoft.com/office/word/2015/wordml/symex" xmlns:wpg="http://schemas.microsoft.com/office/word/2010/wordprocessingGroup" xmlns:wpi="http://schemas.microsoft.com/office/word/2010/wordprocessingInk" xmlns:wne="http://schemas.microsoft.com/office/word/2006/wordml" xmlns:wps="http://schemas.microsoft.com/office/word/2010/wordprocessingShape" mc:Ignorable="w14 w15 w16se w16cid w16 w16cex w16sdtdh wp14">
+<w:numbering xmlns:wpc="http://schemas.microsoft.com/office/word/2010/wordprocessingCanvas" xmlns:cx="http://schemas.microsoft.com/office/drawing/2014/chartex" xmlns:cx1="http://schemas.microsoft.com/office/drawing/2015/9/8/chartex" xmlns:cx2="http://schemas.microsoft.com/office/drawing/2015/10/21/chartex" xmlns:cx3="http://schemas.microsoft.com/office/drawing/2016/5/9/chartex" xmlns:cx4="http://schemas.microsoft.com/office/drawing/2016/5/10/chartex" xmlns:cx5="http://schemas.microsoft.com/office/drawing/2016/5/11/chartex" xmlns:cx6="http://schemas.microsoft.com/office/drawing/2016/5/12/chartex" xmlns:cx7="http://schemas.microsoft.com/office/drawing/2016/5/13/chartex" xmlns:cx8="http://schemas.microsoft.com/office/drawing/2016/5/14/chartex" xmlns:mc="http://schemas.openxmlformats.org/markup-compatibility/2006" xmlns:aink="http://schemas.microsoft.com/office/drawing/2016/ink" xmlns:am3d="http://schemas.microsoft.com/office/drawing/2017/model3d" xmlns:o="urn:schemas-microsoft-com:office:office" xmlns:oel="http://schemas.microsoft.com/office/2019/extlst" xmlns:r="http://schemas.openxmlformats.org/officeDocument/2006/relationships" xmlns:m="http://schemas.openxmlformats.org/officeDocument/2006/math" xmlns:v="urn:schemas-microsoft-com:vml" xmlns:wp14="http://schemas.microsoft.com/office/word/2010/wordprocessingDrawing" xmlns:wp="http://schemas.openxmlformats.org/drawingml/2006/wordprocessingDrawing" xmlns:w10="urn:schemas-microsoft-com:office:word" xmlns:w="http://schemas.openxmlformats.org/wordprocessingml/2006/main" xmlns:w14="http://schemas.microsoft.com/office/word/2010/wordml" xmlns:w15="http://schemas.microsoft.com/office/word/2012/wordml" xmlns:w16cex="http://schemas.microsoft.com/office/word/2018/wordml/cex" xmlns:w16cid="http://schemas.microsoft.com/office/word/2016/wordml/cid" xmlns:w16="http://schemas.microsoft.com/office/word/2018/wordml" xmlns:w16du="http://schemas.microsoft.com/office/word/2023/wordml/word16du" xmlns:w16sdtdh="http://schemas.microsoft.com/office/word/2020/wordml/sdtdatahash" xmlns:w16sdtfl="http://schemas.microsoft.com/office/word/2024/wordml/sdtformatlock" xmlns:w16se="http://schemas.microsoft.com/office/word/2015/wordml/symex" xmlns:wpg="http://schemas.microsoft.com/office/word/2010/wordprocessingGroup" xmlns:wpi="http://schemas.microsoft.com/office/word/2010/wordprocessingInk" xmlns:wne="http://schemas.microsoft.com/office/word/2006/wordml" xmlns:wps="http://schemas.microsoft.com/office/word/2010/wordprocessingShape" mc:Ignorable="w14 w15 w16se w16cid w16 w16cex w16sdtdh w16sdtfl w16du wp14">
   <w:abstractNum w:abstractNumId="0" w15:restartNumberingAfterBreak="0">
     <w:nsid w:val="FFFFFF89"/>
     <w:multiLevelType w:val="singleLevel"/>
@@ -7042,7 +5346,7 @@
 </file>
 
 <file path=word/styles.xml><?xml version="1.0" encoding="utf-8"?>
-<w:styles xmlns:mc="http://schemas.openxmlformats.org/markup-compatibility/2006" xmlns:r="http://schemas.openxmlformats.org/officeDocument/2006/relationships" xmlns:w="http://schemas.openxmlformats.org/wordprocessingml/2006/main" xmlns:w14="http://schemas.microsoft.com/office/word/2010/wordml" xmlns:w15="http://schemas.microsoft.com/office/word/2012/wordml" xmlns:w16cex="http://schemas.microsoft.com/office/word/2018/wordml/cex" xmlns:w16cid="http://schemas.microsoft.com/office/word/2016/wordml/cid" xmlns:w16="http://schemas.microsoft.com/office/word/2018/wordml" xmlns:w16sdtdh="http://schemas.microsoft.com/office/word/2020/wordml/sdtdatahash" xmlns:w16se="http://schemas.microsoft.com/office/word/2015/wordml/symex" mc:Ignorable="w14 w15 w16se w16cid w16 w16cex w16sdtdh">
+<w:styles xmlns:mc="http://schemas.openxmlformats.org/markup-compatibility/2006" xmlns:r="http://schemas.openxmlformats.org/officeDocument/2006/relationships" xmlns:w="http://schemas.openxmlformats.org/wordprocessingml/2006/main" xmlns:w14="http://schemas.microsoft.com/office/word/2010/wordml" xmlns:w15="http://schemas.microsoft.com/office/word/2012/wordml" xmlns:w16cex="http://schemas.microsoft.com/office/word/2018/wordml/cex" xmlns:w16cid="http://schemas.microsoft.com/office/word/2016/wordml/cid" xmlns:w16="http://schemas.microsoft.com/office/word/2018/wordml" xmlns:w16du="http://schemas.microsoft.com/office/word/2023/wordml/word16du" xmlns:w16sdtdh="http://schemas.microsoft.com/office/word/2020/wordml/sdtdatahash" xmlns:w16sdtfl="http://schemas.microsoft.com/office/word/2024/wordml/sdtformatlock" xmlns:w16se="http://schemas.microsoft.com/office/word/2015/wordml/symex" mc:Ignorable="w14 w15 w16se w16cid w16 w16cex w16sdtdh w16sdtfl w16du">
   <w:docDefaults>
     <w:rPrDefault>
       <w:rPr>
